--- a/other/Joao_Goncalves_CV_compact.docx
+++ b/other/Joao_Goncalves_CV_compact.docx
@@ -340,7 +340,15 @@
         <w:pStyle w:val="ListBullet"/>
       </w:pPr>
       <w:r>
-        <w:t>Improved a production ADVARRA application as a Lisbon Nearshore contractor, working across its Ruby on Rails back-end and Vue.js front-end.</w:t>
+        <w:t>Contributed full-stack development to ADVARRA’s CIRBI research-review platform as a Lisbon Nearshore contractor, working across a Ruby on Rails API and Vue.js front-end for research submissions, review-board workflows, and document handling.</w:t>
+      </w:r>
+    </w:p>
+    <w:p>
+      <w:pPr>
+        <w:pStyle w:val="ListBullet"/>
+      </w:pPr>
+      <w:r>
+        <w:t>Worked in a system with role-based permissions, versioned submissions, and audit reporting, backed by PostgreSQL, Redis, and Sidekiq, with Minitest and Jest test suites.</w:t>
       </w:r>
     </w:p>
     <w:p>
@@ -418,7 +426,15 @@
         <w:pStyle w:val="ListBullet"/>
       </w:pPr>
       <w:r>
-        <w:t>Delivered new product work and maintained systems I had helped build during an earlier tenure.</w:t>
+        <w:t>Delivered new product work and maintained systems I had helped build during my earlier tenure in 2016–2017.</w:t>
+      </w:r>
+    </w:p>
+    <w:p>
+      <w:pPr>
+        <w:pStyle w:val="ListBullet"/>
+      </w:pPr>
+      <w:r>
+        <w:t>Worked in a platform supporting real-time research quota updates and external collaborators’ answer-annotation workflows, with automated annotation API integration, background processing, and direct uploads to AWS using presigned URLs.</w:t>
       </w:r>
     </w:p>
     <w:p>
@@ -470,6 +486,14 @@
     </w:p>
     <w:p>
       <w:pPr>
+        <w:pStyle w:val="ListBullet"/>
+      </w:pPr>
+      <w:r>
+        <w:t>Worked on a Rails operations platform spanning property listings, reservations, cleaning tasks, and owner financial reporting, with Airbnb integration and background synchronization connecting booking activity to day-to-day service delivery.</w:t>
+      </w:r>
+    </w:p>
+    <w:p>
+      <w:pPr>
         <w:pStyle w:val="RoleHeader"/>
       </w:pPr>
       <w:r>
@@ -504,7 +528,7 @@
         <w:pStyle w:val="ListBullet"/>
       </w:pPr>
       <w:r>
-        <w:t>Helped redesign an Angular and Ruby on Rails application into a React and Rails system that could generate different dashboards for distinct data needs.</w:t>
+        <w:t>Led the redesign of an outdated Angular and Ruby on Rails application into a React and Rails analytics platform, enabling configurable dashboards tailored to different consumer-research datasets.</w:t>
       </w:r>
     </w:p>
     <w:p>
@@ -599,6 +623,7 @@
     <w:p>
       <w:pPr>
         <w:pStyle w:val="Heading1"/>
+        <w:pageBreakBefore/>
       </w:pPr>
       <w:r>
         <w:t>Selected Open Source Work</w:t>
@@ -606,6 +631,7 @@
     </w:p>
     <w:p>
       <w:pPr>
+        <w:keepLines/>
         <w:spacing w:after="40"/>
       </w:pPr>
       <w:hyperlink r:id="rId13">
@@ -631,6 +657,7 @@
     </w:p>
     <w:p>
       <w:pPr>
+        <w:keepLines/>
         <w:spacing w:after="40"/>
       </w:pPr>
       <w:hyperlink r:id="rId14">

--- a/other/Joao_Goncalves_CV_compact.docx
+++ b/other/Joao_Goncalves_CV_compact.docx
@@ -5,11 +5,7 @@
     <w:p>
       <w:pPr>
         <w:pStyle w:val="Title"/>
-        <w:jc w:val="center"/>
-        <w:rPr>
-          <w:sz w:val="36"/>
-          <w:szCs w:val="36"/>
-        </w:rPr>
+        <w:rPr/>
       </w:pPr>
       <w:r>
         <w:rPr>
@@ -18,23 +14,36 @@
           <w:rtl w:val="0"/>
         </w:rPr>
         <w:t xml:space="preserve">João Gonçalves</w:t>
+      </w:r>
+      <w:r>
+        <w:rPr>
+          <w:rtl w:val="0"/>
+        </w:rPr>
       </w:r>
     </w:p>
     <w:p>
       <w:pPr>
-        <w:spacing w:after="40" w:lineRule="auto"/>
-        <w:jc w:val="center"/>
+        <w:keepLines/>
+        <w:spacing w:after="20" w:lineRule="exact" w:line="220"/>
         <w:rPr/>
       </w:pPr>
       <w:r>
         <w:rPr>
-          <w:b w:val="1"/>
-          <w:bCs w:val="1"/>
-          <w:sz w:val="22"/>
-          <w:szCs w:val="22"/>
           <w:rtl w:val="0"/>
         </w:rPr>
-        <w:t xml:space="preserve">Staff Software Engineer | Full-stack and Product Engineering</w:t>
+        <w:t xml:space="preserve">goncalves.joao@gmail.com</w:t>
+      </w:r>
+      <w:r>
+        <w:rPr>
+          <w:rtl w:val="0"/>
+        </w:rPr>
+        <w:t xml:space="preserve"> </w:t>
+      </w:r>
+      <w:r>
+        <w:rPr>
+          <w:rtl w:val="0"/>
+        </w:rPr>
+        <w:t xml:space="preserve">| +81 070 9109 0967 | https://goncalvesjoao.github.io | Tokyo, Japan</w:t>
       </w:r>
       <w:r>
         <w:rPr>
@@ -44,75 +53,15 @@
     </w:p>
     <w:p>
       <w:pPr>
-        <w:spacing w:after="20" w:lineRule="auto"/>
-        <w:jc w:val="center"/>
+        <w:keepLines/>
+        <w:spacing w:before="140" w:line="220" w:lineRule="exact"/>
         <w:rPr/>
       </w:pPr>
       <w:r>
         <w:rPr>
           <w:rtl w:val="0"/>
         </w:rPr>
-        <w:t xml:space="preserve">goncalves.joao@gmail.com | +81 070 9109 0967 | Tokyo, Japan</w:t>
-      </w:r>
-    </w:p>
-    <w:p>
-      <w:pPr>
-        <w:spacing w:after="100" w:lineRule="auto"/>
-        <w:jc w:val="center"/>
-        <w:rPr/>
-      </w:pPr>
-      <w:hyperlink r:id="rId7">
-        <w:r>
-          <w:rPr>
-            <w:color w:val="373737"/>
-            <w:sz w:val="20"/>
-            <w:szCs w:val="20"/>
-            <w:u w:val="single"/>
-            <w:rtl w:val="0"/>
-          </w:rPr>
-          <w:t xml:space="preserve">github.com/goncalvesjoao</w:t>
-        </w:r>
-      </w:hyperlink>
-      <w:r>
-        <w:rPr>
-          <w:rtl w:val="0"/>
-        </w:rPr>
-        <w:t xml:space="preserve"> | </w:t>
-      </w:r>
-      <w:hyperlink r:id="rId8">
-        <w:r>
-          <w:rPr>
-            <w:color w:val="373737"/>
-            <w:sz w:val="20"/>
-            <w:szCs w:val="20"/>
-            <w:u w:val="single"/>
-            <w:rtl w:val="0"/>
-          </w:rPr>
-          <w:t xml:space="preserve">linkedin.com/in/goncalvesjoao83</w:t>
-        </w:r>
-      </w:hyperlink>
-      <w:r>
-        <w:rPr>
-          <w:rtl w:val="0"/>
-        </w:rPr>
-        <w:t xml:space="preserve"> | </w:t>
-      </w:r>
-      <w:hyperlink r:id="rId9">
-        <w:r>
-          <w:rPr>
-            <w:color w:val="373737"/>
-            <w:sz w:val="20"/>
-            <w:szCs w:val="20"/>
-            <w:u w:val="single"/>
-            <w:rtl w:val="0"/>
-          </w:rPr>
-          <w:t xml:space="preserve">goncalvesjoao.github.io</w:t>
-        </w:r>
-      </w:hyperlink>
-      <w:r>
-        <w:rPr>
-          <w:rtl w:val="0"/>
-        </w:rPr>
+        <w:t xml:space="preserve">Product-minded software engineer and technical leader with 15+ years of experience building web products across Portugal, the United Kingdom, and Japan. Experienced in turning ambiguous ideas into practical systems through product discovery, architecture, stakeholder alignment, team leadership, and hands-on delivery. At HeartCore, I took end-to-end ownership of a new product initiative, from client discovery and business case through proof of concept to an open-source launch. My current focus is on how AI can help people create software with less friction while preserving human intent and judgment.</w:t>
       </w:r>
     </w:p>
     <w:p>
@@ -124,35 +73,13 @@
         <w:rPr>
           <w:rtl w:val="0"/>
         </w:rPr>
-        <w:t xml:space="preserve">Professional Summary</w:t>
-      </w:r>
-    </w:p>
-    <w:p>
-      <w:pPr>
-        <w:rPr/>
-      </w:pPr>
-      <w:r>
-        <w:rPr>
-          <w:rtl w:val="0"/>
-        </w:rPr>
-        <w:t xml:space="preserve">Product-minded software engineer and technical leader with 15+ years of experience building web products across Portugal, the United Kingdom, and Japan. Experienced in turning ambiguous ideas into practical systems through product discovery, architecture, stakeholder alignment, team leadership, and hands-on delivery. During nearly two years at HeartCore, I led a CMS modernization effort and, after a company pivot, took end-to-end ownership of a new product initiative—from client discovery and business case through a three-month proof of concept, team expansion, and an open-source launch. My current focus is on how AI can help people create software with less friction while preserving human intent and judgment.</w:t>
-      </w:r>
-    </w:p>
-    <w:p>
-      <w:pPr>
-        <w:pStyle w:val="Heading1"/>
-        <w:rPr/>
-      </w:pPr>
-      <w:r>
-        <w:rPr>
-          <w:rtl w:val="0"/>
-        </w:rPr>
         <w:t xml:space="preserve">Technical Skills</w:t>
       </w:r>
     </w:p>
     <w:p>
       <w:pPr>
-        <w:spacing w:after="40" w:lineRule="auto"/>
+        <w:keepLines/>
+        <w:spacing w:after="40" w:lineRule="exact" w:line="220"/>
         <w:rPr/>
       </w:pPr>
       <w:r>
@@ -172,7 +99,8 @@
     </w:p>
     <w:p>
       <w:pPr>
-        <w:spacing w:after="40" w:lineRule="auto"/>
+        <w:keepLines/>
+        <w:spacing w:after="40" w:lineRule="exact" w:line="220"/>
         <w:rPr/>
       </w:pPr>
       <w:r>
@@ -192,7 +120,8 @@
     </w:p>
     <w:p>
       <w:pPr>
-        <w:spacing w:after="40" w:lineRule="auto"/>
+        <w:keepLines/>
+        <w:spacing w:after="40" w:lineRule="exact" w:line="220"/>
         <w:rPr/>
       </w:pPr>
       <w:r>
@@ -207,12 +136,13 @@
         <w:rPr>
           <w:rtl w:val="0"/>
         </w:rPr>
-        <w:t xml:space="preserve">Ruby, Ruby on Rails, Sinatra, Node.js, NestJS, Express, AstroJS, Rust, Actix, Python, FastAPI, SQLModel, SQLAlchemy, Alembic, REST and WebSocket API design and integration</w:t>
+        <w:t>Ruby, Ruby on Rails, Sinatra, Node.js, NestJS, Express, Fastify, TypeORM, AstroJS, Rust, Actix, Python, FastAPI, SQLModel, SQLAlchemy, Alembic, gRPC, Protocol Buffers, REST and WebSocket API design and integration</w:t>
       </w:r>
     </w:p>
     <w:p>
       <w:pPr>
-        <w:spacing w:after="40" w:lineRule="auto"/>
+        <w:keepLines/>
+        <w:spacing w:after="40" w:lineRule="exact" w:line="220"/>
         <w:rPr/>
       </w:pPr>
       <w:r>
@@ -232,7 +162,8 @@
     </w:p>
     <w:p>
       <w:pPr>
-        <w:spacing w:after="40" w:lineRule="auto"/>
+        <w:keepLines/>
+        <w:spacing w:after="40" w:lineRule="exact" w:line="220"/>
         <w:rPr/>
       </w:pPr>
       <w:r>
@@ -252,7 +183,8 @@
     </w:p>
     <w:p>
       <w:pPr>
-        <w:spacing w:after="40" w:lineRule="auto"/>
+        <w:keepLines/>
+        <w:spacing w:after="40" w:lineRule="exact" w:line="220"/>
         <w:rPr/>
       </w:pPr>
       <w:r>
@@ -272,7 +204,8 @@
     </w:p>
     <w:p>
       <w:pPr>
-        <w:spacing w:after="40" w:lineRule="auto"/>
+        <w:keepLines/>
+        <w:spacing w:after="40" w:lineRule="exact" w:line="220"/>
         <w:rPr/>
       </w:pPr>
       <w:r>
@@ -292,7 +225,8 @@
     </w:p>
     <w:p>
       <w:pPr>
-        <w:spacing w:after="40" w:lineRule="auto"/>
+        <w:keepLines/>
+        <w:spacing w:after="40" w:lineRule="exact" w:line="220"/>
         <w:rPr/>
       </w:pPr>
       <w:r>
@@ -324,8 +258,8 @@
     </w:p>
     <w:p>
       <w:pPr>
-        <w:keepNext w:val="1"/>
-        <w:keepLines w:val="0"/>
+        <w:keepNext/>
+        <w:keepLines/>
         <w:pageBreakBefore w:val="0"/>
         <w:widowControl w:val="1"/>
         <w:pBdr>
@@ -339,20 +273,19 @@
         <w:tabs>
           <w:tab w:val="right" w:leader="none" w:pos="10195"/>
         </w:tabs>
-        <w:spacing w:after="0" w:before="100" w:line="276" w:lineRule="auto"/>
+        <w:spacing w:after="0" w:before="100" w:line="220" w:lineRule="exact"/>
         <w:ind w:left="0" w:right="0" w:firstLine="0"/>
         <w:jc w:val="left"/>
         <w:rPr>
-          <w:rFonts w:ascii="Arial" w:cs="Arial" w:eastAsia="Arial" w:hAnsi="Arial"/>
-          <w:b w:val="0"/>
-          <w:bCs w:val="0"/>
-          <w:i w:val="0"/>
-          <w:iCs w:val="0"/>
+          <w:b w:val="1"/>
+          <w:bCs w:val="1"/>
+          <w:i w:val="1"/>
+          <w:iCs w:val="1"/>
           <w:smallCaps w:val="0"/>
           <w:strike w:val="0"/>
-          <w:color w:val="000000"/>
-          <w:sz w:val="20"/>
-          <w:szCs w:val="20"/>
+          <w:color w:val="373737"/>
+          <w:sz w:val="19"/>
+          <w:szCs w:val="19"/>
           <w:u w:val="none"/>
           <w:shd w:fill="auto" w:val="clear"/>
           <w:vertAlign w:val="baseline"/>
@@ -375,7 +308,35 @@
           <w:vertAlign w:val="baseline"/>
           <w:rtl w:val="0"/>
         </w:rPr>
-        <w:t xml:space="preserve">Lead Developer / Product Lead | HeartCore</w:t>
+        <w:t xml:space="preserve">Lead Developer / Product Lead </w:t>
+      </w:r>
+      <w:r>
+        <w:rPr>
+          <w:b w:val="1"/>
+          <w:bCs w:val="1"/>
+          <w:color w:val="000000"/>
+          <w:rtl w:val="0"/>
+        </w:rPr>
+        <w:t xml:space="preserve">@</w:t>
+      </w:r>
+      <w:r>
+        <w:rPr>
+          <w:rFonts w:ascii="Arial" w:cs="Arial" w:eastAsia="Arial" w:hAnsi="Arial"/>
+          <w:b w:val="1"/>
+          <w:bCs w:val="1"/>
+          <w:i w:val="0"/>
+          <w:iCs w:val="0"/>
+          <w:smallCaps w:val="0"/>
+          <w:strike w:val="0"/>
+          <w:color w:val="000000"/>
+          <w:sz w:val="20"/>
+          <w:szCs w:val="20"/>
+          <w:u w:val="none"/>
+          <w:shd w:fill="auto" w:val="clear"/>
+          <w:vertAlign w:val="baseline"/>
+          <w:rtl w:val="0"/>
+        </w:rPr>
+        <w:t xml:space="preserve"> HeartCore</w:t>
       </w:r>
       <w:r>
         <w:rPr>
@@ -398,6 +359,475 @@
       </w:r>
       <w:r>
         <w:rPr>
+          <w:b w:val="1"/>
+          <w:bCs w:val="1"/>
+          <w:i w:val="0"/>
+          <w:iCs w:val="0"/>
+          <w:smallCaps w:val="0"/>
+          <w:strike w:val="0"/>
+          <w:color w:val="000000"/>
+          <w:sz w:val="20"/>
+          <w:szCs w:val="20"/>
+          <w:u w:val="none"/>
+          <w:shd w:fill="auto" w:val="clear"/>
+          <w:vertAlign w:val="baseline"/>
+          <w:rtl w:val="0"/>
+        </w:rPr>
+        <w:t xml:space="preserve">Nov 2023 </w:t>
+      </w:r>
+      <w:r>
+        <w:rPr>
+          <w:b w:val="1"/>
+          <w:bCs w:val="1"/>
+          <w:color w:val="000000"/>
+          <w:rtl w:val="0"/>
+        </w:rPr>
+        <w:t xml:space="preserve">~</w:t>
+      </w:r>
+      <w:r>
+        <w:rPr>
+          <w:b w:val="1"/>
+          <w:bCs w:val="1"/>
+          <w:i w:val="0"/>
+          <w:iCs w:val="0"/>
+          <w:smallCaps w:val="0"/>
+          <w:strike w:val="0"/>
+          <w:color w:val="000000"/>
+          <w:sz w:val="20"/>
+          <w:szCs w:val="20"/>
+          <w:u w:val="none"/>
+          <w:shd w:fill="auto" w:val="clear"/>
+          <w:vertAlign w:val="baseline"/>
+          <w:rtl w:val="0"/>
+        </w:rPr>
+        <w:t xml:space="preserve"> Oct 2025 </w:t>
+      </w:r>
+      <w:r>
+        <w:rPr>
+          <w:b w:val="1"/>
+          <w:bCs w:val="1"/>
+          <w:color w:val="000000"/>
+          <w:rtl w:val="0"/>
+        </w:rPr>
+        <w:t xml:space="preserve">|</w:t>
+      </w:r>
+      <w:r>
+        <w:rPr>
+          <w:b w:val="1"/>
+          <w:bCs w:val="1"/>
+          <w:i w:val="0"/>
+          <w:iCs w:val="0"/>
+          <w:smallCaps w:val="0"/>
+          <w:strike w:val="0"/>
+          <w:color w:val="000000"/>
+          <w:sz w:val="20"/>
+          <w:szCs w:val="20"/>
+          <w:u w:val="none"/>
+          <w:shd w:fill="auto" w:val="clear"/>
+          <w:vertAlign w:val="baseline"/>
+          <w:rtl w:val="0"/>
+        </w:rPr>
+        <w:t xml:space="preserve"> </w:t>
+      </w:r>
+      <w:r>
+        <w:rPr>
+          <w:b w:val="1"/>
+          <w:bCs w:val="1"/>
+          <w:i w:val="1"/>
+          <w:iCs w:val="1"/>
+          <w:sz w:val="19"/>
+          <w:szCs w:val="19"/>
+          <w:rtl w:val="0"/>
+        </w:rPr>
+        <w:t xml:space="preserve">Tokyo, Japan</w:t>
+      </w:r>
+      <w:r>
+        <w:rPr>
+          <w:rtl w:val="0"/>
+        </w:rPr>
+      </w:r>
+    </w:p>
+    <w:p>
+      <w:pPr>
+        <w:keepNext w:val="0"/>
+        <w:keepLines/>
+        <w:pageBreakBefore w:val="0"/>
+        <w:widowControl w:val="1"/>
+        <w:numPr>
+          <w:ilvl w:val="0"/>
+          <w:numId w:val="1"/>
+        </w:numPr>
+        <w:pBdr>
+          <w:top w:space="0" w:sz="0" w:val="nil"/>
+          <w:left w:space="0" w:sz="0" w:val="nil"/>
+          <w:bottom w:space="0" w:sz="0" w:val="nil"/>
+          <w:right w:space="0" w:sz="0" w:val="nil"/>
+          <w:between w:space="0" w:sz="0" w:val="nil"/>
+        </w:pBdr>
+        <w:shd w:fill="auto" w:val="clear"/>
+        <w:spacing w:after="0" w:before="0" w:line="220" w:lineRule="exact"/>
+        <w:ind w:left="360" w:right="0" w:hanging="360"/>
+        <w:jc w:val="left"/>
+        <w:rPr/>
+      </w:pPr>
+      <w:r>
+        <w:rPr>
+          <w:rFonts w:ascii="Arial" w:cs="Arial" w:eastAsia="Arial" w:hAnsi="Arial"/>
+          <w:b w:val="0"/>
+          <w:bCs w:val="0"/>
+          <w:i w:val="0"/>
+          <w:iCs w:val="0"/>
+          <w:smallCaps w:val="0"/>
+          <w:strike w:val="0"/>
+          <w:color w:val="373737"/>
+          <w:sz w:val="20"/>
+          <w:szCs w:val="20"/>
+          <w:u w:val="none"/>
+          <w:shd w:fill="auto" w:val="clear"/>
+          <w:vertAlign w:val="baseline"/>
+          <w:rtl w:val="0"/>
+        </w:rPr>
+        <w:t xml:space="preserve">Joined to lead the modernization of a Japan-focused CMS for a global market; after a company pivot, took end-to-end ownership of discovering and shaping a new product direction.</w:t>
+      </w:r>
+    </w:p>
+    <w:p>
+      <w:pPr>
+        <w:keepNext w:val="0"/>
+        <w:keepLines/>
+        <w:pageBreakBefore w:val="0"/>
+        <w:widowControl w:val="1"/>
+        <w:numPr>
+          <w:ilvl w:val="0"/>
+          <w:numId w:val="1"/>
+        </w:numPr>
+        <w:pBdr>
+          <w:top w:space="0" w:sz="0" w:val="nil"/>
+          <w:left w:space="0" w:sz="0" w:val="nil"/>
+          <w:bottom w:space="0" w:sz="0" w:val="nil"/>
+          <w:right w:space="0" w:sz="0" w:val="nil"/>
+          <w:between w:space="0" w:sz="0" w:val="nil"/>
+        </w:pBdr>
+        <w:shd w:fill="auto" w:val="clear"/>
+        <w:spacing w:after="0" w:before="0" w:line="220" w:lineRule="exact"/>
+        <w:ind w:left="360" w:right="0" w:hanging="360"/>
+        <w:jc w:val="left"/>
+        <w:rPr/>
+      </w:pPr>
+      <w:r>
+        <w:rPr>
+          <w:rFonts w:ascii="Arial" w:cs="Arial" w:eastAsia="Arial" w:hAnsi="Arial"/>
+          <w:b w:val="0"/>
+          <w:bCs w:val="0"/>
+          <w:i w:val="0"/>
+          <w:iCs w:val="0"/>
+          <w:smallCaps w:val="0"/>
+          <w:strike w:val="0"/>
+          <w:color w:val="373737"/>
+          <w:sz w:val="20"/>
+          <w:szCs w:val="20"/>
+          <w:u w:val="none"/>
+          <w:shd w:fill="auto" w:val="clear"/>
+          <w:vertAlign w:val="baseline"/>
+          <w:rtl w:val="0"/>
+        </w:rPr>
+        <w:t xml:space="preserve">Interviewed clients to identify repeated friction between design, implementation, iteration, and deployment, then translated the findings into a product concept, business model, roadmap, and global infrastructure direction.</w:t>
+      </w:r>
+    </w:p>
+    <w:p>
+      <w:pPr>
+        <w:keepNext w:val="0"/>
+        <w:keepLines/>
+        <w:pageBreakBefore w:val="0"/>
+        <w:widowControl w:val="1"/>
+        <w:numPr>
+          <w:ilvl w:val="0"/>
+          <w:numId w:val="1"/>
+        </w:numPr>
+        <w:pBdr>
+          <w:top w:space="0" w:sz="0" w:val="nil"/>
+          <w:left w:space="0" w:sz="0" w:val="nil"/>
+          <w:bottom w:space="0" w:sz="0" w:val="nil"/>
+          <w:right w:space="0" w:sz="0" w:val="nil"/>
+          <w:between w:space="0" w:sz="0" w:val="nil"/>
+        </w:pBdr>
+        <w:shd w:fill="auto" w:val="clear"/>
+        <w:spacing w:after="0" w:before="0" w:line="220" w:lineRule="exact"/>
+        <w:ind w:left="360" w:right="0" w:hanging="360"/>
+        <w:jc w:val="left"/>
+        <w:rPr/>
+      </w:pPr>
+      <w:r>
+        <w:rPr>
+          <w:rFonts w:ascii="Arial" w:cs="Arial" w:eastAsia="Arial" w:hAnsi="Arial"/>
+          <w:b w:val="0"/>
+          <w:bCs w:val="0"/>
+          <w:i w:val="0"/>
+          <w:iCs w:val="0"/>
+          <w:smallCaps w:val="0"/>
+          <w:strike w:val="0"/>
+          <w:color w:val="373737"/>
+          <w:sz w:val="20"/>
+          <w:szCs w:val="20"/>
+          <w:u w:val="none"/>
+          <w:shd w:fill="auto" w:val="clear"/>
+          <w:vertAlign w:val="baseline"/>
+          <w:rtl w:val="0"/>
+        </w:rPr>
+        <w:t xml:space="preserve">Secured approval for and led a three-month proof of concept with four teammates across technical direction, product decisions, coordination, and mentorship; presented the business case to management and demonstrated the working product to non-technical shareholders.</w:t>
+      </w:r>
+    </w:p>
+    <w:p>
+      <w:pPr>
+        <w:keepNext w:val="0"/>
+        <w:keepLines/>
+        <w:pageBreakBefore w:val="0"/>
+        <w:widowControl w:val="1"/>
+        <w:numPr>
+          <w:ilvl w:val="0"/>
+          <w:numId w:val="1"/>
+        </w:numPr>
+        <w:pBdr>
+          <w:top w:space="0" w:sz="0" w:val="nil"/>
+          <w:left w:space="0" w:sz="0" w:val="nil"/>
+          <w:bottom w:space="0" w:sz="0" w:val="nil"/>
+          <w:right w:space="0" w:sz="0" w:val="nil"/>
+          <w:between w:space="0" w:sz="0" w:val="nil"/>
+        </w:pBdr>
+        <w:shd w:fill="auto" w:val="clear"/>
+        <w:spacing w:after="0" w:before="0" w:line="220" w:lineRule="exact"/>
+        <w:ind w:left="360" w:right="0" w:hanging="360"/>
+        <w:jc w:val="left"/>
+        <w:rPr/>
+      </w:pPr>
+      <w:r>
+        <w:rPr>
+          <w:rFonts w:ascii="Arial" w:cs="Arial" w:eastAsia="Arial" w:hAnsi="Arial"/>
+          <w:b w:val="0"/>
+          <w:bCs w:val="0"/>
+          <w:i w:val="0"/>
+          <w:iCs w:val="0"/>
+          <w:smallCaps w:val="0"/>
+          <w:strike w:val="0"/>
+          <w:color w:val="373737"/>
+          <w:sz w:val="20"/>
+          <w:szCs w:val="20"/>
+          <w:u w:val="none"/>
+          <w:shd w:fill="auto" w:val="clear"/>
+          <w:vertAlign w:val="baseline"/>
+          <w:rtl w:val="0"/>
+        </w:rPr>
+        <w:t>Built foundations for Websolut’s cloud product with NestJS/PostgreSQL microservices behind a REST API gateway, using gRPC and Protocol Buffers for service communication. Developed shared API contracts, validation, English/Japanese localization, and end-to-end tests across the gateway and services; also contributed to the Vue 3 administration interface.</w:t>
+      </w:r>
+    </w:p>
+    <w:p>
+      <w:pPr>
+        <w:keepNext w:val="0"/>
+        <w:keepLines/>
+        <w:pageBreakBefore w:val="0"/>
+        <w:widowControl w:val="1"/>
+        <w:numPr>
+          <w:ilvl w:val="0"/>
+          <w:numId w:val="1"/>
+        </w:numPr>
+        <w:pBdr>
+          <w:top w:space="0" w:sz="0" w:val="nil"/>
+          <w:left w:space="0" w:sz="0" w:val="nil"/>
+          <w:bottom w:space="0" w:sz="0" w:val="nil"/>
+          <w:right w:space="0" w:sz="0" w:val="nil"/>
+          <w:between w:space="0" w:sz="0" w:val="nil"/>
+        </w:pBdr>
+        <w:shd w:fill="auto" w:val="clear"/>
+        <w:spacing w:after="0" w:before="0" w:line="220" w:lineRule="exact"/>
+        <w:ind w:left="360" w:right="0" w:hanging="360"/>
+        <w:jc w:val="left"/>
+        <w:rPr/>
+      </w:pPr>
+      <w:r>
+        <w:rPr>
+          <w:rFonts w:ascii="Arial" w:cs="Arial" w:eastAsia="Arial" w:hAnsi="Arial"/>
+          <w:b w:val="0"/>
+          <w:bCs w:val="0"/>
+          <w:i w:val="0"/>
+          <w:iCs w:val="0"/>
+          <w:smallCaps w:val="0"/>
+          <w:strike w:val="0"/>
+          <w:color w:val="373737"/>
+          <w:sz w:val="20"/>
+          <w:szCs w:val="20"/>
+          <w:u w:val="none"/>
+          <w:shd w:fill="auto" w:val="clear"/>
+          <w:vertAlign w:val="baseline"/>
+          <w:rtl w:val="0"/>
+        </w:rPr>
+        <w:t xml:space="preserve">Proposed replacing a July internal milestone with a September open-source launch to gather real-world signal before committing to the paid product, then led hands-on development of Websolut's Vue 3/TypeScript interface. It enabled designers and product owners to preview changes in real time, edit content independently of Figma, and publish directly to Vercel without writing code.</w:t>
+      </w:r>
+    </w:p>
+    <w:p>
+      <w:pPr>
+        <w:keepNext w:val="0"/>
+        <w:keepLines/>
+        <w:pageBreakBefore w:val="0"/>
+        <w:widowControl w:val="1"/>
+        <w:numPr>
+          <w:ilvl w:val="0"/>
+          <w:numId w:val="1"/>
+        </w:numPr>
+        <w:pBdr>
+          <w:top w:space="0" w:sz="0" w:val="nil"/>
+          <w:left w:space="0" w:sz="0" w:val="nil"/>
+          <w:bottom w:space="0" w:sz="0" w:val="nil"/>
+          <w:right w:space="0" w:sz="0" w:val="nil"/>
+          <w:between w:space="0" w:sz="0" w:val="nil"/>
+        </w:pBdr>
+        <w:shd w:fill="auto" w:val="clear"/>
+        <w:spacing w:after="0" w:before="0" w:line="220" w:lineRule="exact"/>
+        <w:ind w:left="360" w:right="0" w:hanging="360"/>
+        <w:jc w:val="left"/>
+        <w:rPr/>
+      </w:pPr>
+      <w:r>
+        <w:rPr>
+          <w:rFonts w:ascii="Arial" w:cs="Arial" w:eastAsia="Arial" w:hAnsi="Arial"/>
+          <w:b w:val="0"/>
+          <w:bCs w:val="0"/>
+          <w:i w:val="0"/>
+          <w:iCs w:val="0"/>
+          <w:smallCaps w:val="0"/>
+          <w:strike w:val="0"/>
+          <w:color w:val="373737"/>
+          <w:sz w:val="20"/>
+          <w:szCs w:val="20"/>
+          <w:u w:val="none"/>
+          <w:shd w:fill="auto" w:val="clear"/>
+          <w:vertAlign w:val="baseline"/>
+          <w:rtl w:val="0"/>
+        </w:rPr>
+        <w:t xml:space="preserve">Turned an unexpected partner demo request into a reusable web implementation; the demo validated the accuracy of the design-to-implementation workflow and revealed the need to support established power-user workflows.</w:t>
+      </w:r>
+    </w:p>
+    <w:p>
+      <w:pPr>
+        <w:keepNext w:val="0"/>
+        <w:keepLines/>
+        <w:pageBreakBefore w:val="0"/>
+        <w:widowControl w:val="1"/>
+        <w:numPr>
+          <w:ilvl w:val="0"/>
+          <w:numId w:val="1"/>
+        </w:numPr>
+        <w:pBdr>
+          <w:top w:space="0" w:sz="0" w:val="nil"/>
+          <w:left w:space="0" w:sz="0" w:val="nil"/>
+          <w:bottom w:space="0" w:sz="0" w:val="nil"/>
+          <w:right w:space="0" w:sz="0" w:val="nil"/>
+          <w:between w:space="0" w:sz="0" w:val="nil"/>
+        </w:pBdr>
+        <w:shd w:fill="auto" w:val="clear"/>
+        <w:spacing w:after="0" w:before="0" w:line="220" w:lineRule="exact"/>
+        <w:ind w:left="360" w:right="0" w:hanging="360"/>
+        <w:jc w:val="left"/>
+        <w:rPr/>
+      </w:pPr>
+      <w:r>
+        <w:rPr>
+          <w:rFonts w:ascii="Arial" w:cs="Arial" w:eastAsia="Arial" w:hAnsi="Arial"/>
+          <w:b w:val="0"/>
+          <w:bCs w:val="0"/>
+          <w:i w:val="0"/>
+          <w:iCs w:val="0"/>
+          <w:smallCaps w:val="0"/>
+          <w:strike w:val="0"/>
+          <w:color w:val="373737"/>
+          <w:sz w:val="20"/>
+          <w:szCs w:val="20"/>
+          <w:u w:val="none"/>
+          <w:shd w:fill="auto" w:val="clear"/>
+          <w:vertAlign w:val="baseline"/>
+          <w:rtl w:val="0"/>
+        </w:rPr>
+        <w:t xml:space="preserve">Recovered the open-source launch plan after a cross-department redirection one week before release by reframing the conflict around delivery tradeoffs, restoring the agreed direction, and securing a one-week extension.</w:t>
+      </w:r>
+    </w:p>
+    <w:p>
+      <w:pPr>
+        <w:keepNext w:val="0"/>
+        <w:keepLines/>
+        <w:pageBreakBefore w:val="0"/>
+        <w:widowControl w:val="1"/>
+        <w:numPr>
+          <w:ilvl w:val="0"/>
+          <w:numId w:val="1"/>
+        </w:numPr>
+        <w:pBdr>
+          <w:top w:space="0" w:sz="0" w:val="nil"/>
+          <w:left w:space="0" w:sz="0" w:val="nil"/>
+          <w:bottom w:space="0" w:sz="0" w:val="nil"/>
+          <w:right w:space="0" w:sz="0" w:val="nil"/>
+          <w:between w:space="0" w:sz="0" w:val="nil"/>
+        </w:pBdr>
+        <w:shd w:fill="auto" w:val="clear"/>
+        <w:spacing w:after="40" w:before="0" w:line="220" w:lineRule="exact"/>
+        <w:ind w:left="360" w:right="0" w:hanging="360"/>
+        <w:jc w:val="left"/>
+        <w:rPr/>
+      </w:pPr>
+      <w:r>
+        <w:rPr>
+          <w:rFonts w:ascii="Arial" w:cs="Arial" w:eastAsia="Arial" w:hAnsi="Arial"/>
+          <w:b w:val="0"/>
+          <w:bCs w:val="0"/>
+          <w:i w:val="0"/>
+          <w:iCs w:val="0"/>
+          <w:smallCaps w:val="0"/>
+          <w:strike w:val="0"/>
+          <w:color w:val="373737"/>
+          <w:sz w:val="20"/>
+          <w:szCs w:val="20"/>
+          <w:u w:val="none"/>
+          <w:shd w:fill="auto" w:val="clear"/>
+          <w:vertAlign w:val="baseline"/>
+          <w:rtl w:val="0"/>
+        </w:rPr>
+        <w:t xml:space="preserve">Simplified a premature microservices approach into a monorepo spanning an Electron/Vite application, a NestJS REST/WebSocket API, and a tested TypeScript conversion engine, reducing coordination and pull-request review friction.</w:t>
+      </w:r>
+    </w:p>
+    <w:p>
+      <w:pPr>
+        <w:keepNext/>
+        <w:keepLines/>
+        <w:pageBreakBefore w:val="0"/>
+        <w:widowControl w:val="1"/>
+        <w:pBdr>
+          <w:top w:space="0" w:sz="0" w:val="nil"/>
+          <w:left w:space="0" w:sz="0" w:val="nil"/>
+          <w:bottom w:space="0" w:sz="0" w:val="nil"/>
+          <w:right w:space="0" w:sz="0" w:val="nil"/>
+          <w:between w:space="0" w:sz="0" w:val="nil"/>
+        </w:pBdr>
+        <w:shd w:fill="auto" w:val="clear"/>
+        <w:tabs>
+          <w:tab w:val="right" w:leader="none" w:pos="10195"/>
+        </w:tabs>
+        <w:spacing w:after="0" w:before="100" w:line="220" w:lineRule="exact"/>
+        <w:ind w:left="0" w:right="0" w:firstLine="0"/>
+        <w:jc w:val="left"/>
+        <w:rPr>
+          <w:b w:val="1"/>
+          <w:bCs w:val="1"/>
+          <w:i w:val="1"/>
+          <w:iCs w:val="1"/>
+          <w:smallCaps w:val="0"/>
+          <w:strike w:val="0"/>
+          <w:color w:val="373737"/>
+          <w:sz w:val="19"/>
+          <w:szCs w:val="19"/>
+          <w:u w:val="none"/>
+          <w:shd w:fill="auto" w:val="clear"/>
+          <w:vertAlign w:val="baseline"/>
+        </w:rPr>
+      </w:pPr>
+      <w:r>
+        <w:rPr>
           <w:rFonts w:ascii="Arial" w:cs="Arial" w:eastAsia="Arial" w:hAnsi="Arial"/>
           <w:b w:val="1"/>
           <w:bCs w:val="1"/>
@@ -413,71 +843,148 @@
           <w:vertAlign w:val="baseline"/>
           <w:rtl w:val="0"/>
         </w:rPr>
-        <w:t xml:space="preserve">Nov 2023 - Oct 2025</w:t>
+        <w:t xml:space="preserve">Senior Full-stack Developer </w:t>
       </w:r>
       <w:r>
         <w:rPr>
+          <w:b w:val="1"/>
+          <w:bCs w:val="1"/>
+          <w:color w:val="000000"/>
           <w:rtl w:val="0"/>
         </w:rPr>
+        <w:t>@ Lisbon Nearshore / ADVARRA</w:t>
       </w:r>
-    </w:p>
-    <w:p>
-      <w:pPr>
-        <w:keepNext w:val="1"/>
-        <w:keepLines w:val="0"/>
-        <w:pageBreakBefore w:val="0"/>
-        <w:widowControl w:val="1"/>
-        <w:pBdr>
-          <w:top w:space="0" w:sz="0" w:val="nil"/>
-          <w:left w:space="0" w:sz="0" w:val="nil"/>
-          <w:bottom w:space="0" w:sz="0" w:val="nil"/>
-          <w:right w:space="0" w:sz="0" w:val="nil"/>
-          <w:between w:space="0" w:sz="0" w:val="nil"/>
-        </w:pBdr>
-        <w:shd w:fill="auto" w:val="clear"/>
-        <w:spacing w:after="40" w:before="0" w:line="276" w:lineRule="auto"/>
-        <w:ind w:left="0" w:right="0" w:firstLine="0"/>
-        <w:jc w:val="left"/>
+      <w:r>
         <w:rPr>
           <w:rFonts w:ascii="Arial" w:cs="Arial" w:eastAsia="Arial" w:hAnsi="Arial"/>
-          <w:b w:val="0"/>
-          <w:bCs w:val="0"/>
-          <w:i w:val="1"/>
-          <w:iCs w:val="1"/>
+          <w:b w:val="1"/>
+          <w:bCs w:val="1"/>
+          <w:i w:val="0"/>
+          <w:iCs w:val="0"/>
           <w:smallCaps w:val="0"/>
           <w:strike w:val="0"/>
-          <w:color w:val="373737"/>
-          <w:sz w:val="19"/>
-          <w:szCs w:val="19"/>
-          <w:u w:val="none"/>
-          <w:shd w:fill="auto" w:val="clear"/>
-          <w:vertAlign w:val="baseline"/>
-        </w:rPr>
-      </w:pPr>
-      <w:r>
-        <w:rPr>
-          <w:rFonts w:ascii="Arial" w:cs="Arial" w:eastAsia="Arial" w:hAnsi="Arial"/>
-          <w:b w:val="0"/>
-          <w:bCs w:val="0"/>
-          <w:i w:val="1"/>
-          <w:iCs w:val="1"/>
-          <w:smallCaps w:val="0"/>
-          <w:strike w:val="0"/>
-          <w:color w:val="373737"/>
-          <w:sz w:val="19"/>
-          <w:szCs w:val="19"/>
+          <w:color w:val="000000"/>
+          <w:sz w:val="20"/>
+          <w:szCs w:val="20"/>
           <w:u w:val="none"/>
           <w:shd w:fill="auto" w:val="clear"/>
           <w:vertAlign w:val="baseline"/>
           <w:rtl w:val="0"/>
         </w:rPr>
-        <w:t xml:space="preserve">Tokyo, Japan</w:t>
+      </w:r>
+      <w:r>
+        <w:rPr>
+          <w:rFonts w:ascii="Arial" w:cs="Arial" w:eastAsia="Arial" w:hAnsi="Arial"/>
+          <w:b w:val="0"/>
+          <w:bCs w:val="0"/>
+          <w:i w:val="0"/>
+          <w:iCs w:val="0"/>
+          <w:smallCaps w:val="0"/>
+          <w:strike w:val="0"/>
+          <w:color w:val="000000"/>
+          <w:sz w:val="20"/>
+          <w:szCs w:val="20"/>
+          <w:u w:val="none"/>
+          <w:shd w:fill="auto" w:val="clear"/>
+          <w:vertAlign w:val="baseline"/>
+          <w:rtl w:val="0"/>
+        </w:rPr>
+        <w:tab/>
+      </w:r>
+      <w:r>
+        <w:rPr>
+          <w:b w:val="1"/>
+          <w:bCs w:val="1"/>
+          <w:i w:val="0"/>
+          <w:iCs w:val="0"/>
+          <w:smallCaps w:val="0"/>
+          <w:strike w:val="0"/>
+          <w:color w:val="000000"/>
+          <w:sz w:val="20"/>
+          <w:szCs w:val="20"/>
+          <w:u w:val="none"/>
+          <w:shd w:fill="auto" w:val="clear"/>
+          <w:vertAlign w:val="baseline"/>
+          <w:rtl w:val="0"/>
+        </w:rPr>
+        <w:t xml:space="preserve">Nov 2021 </w:t>
+      </w:r>
+      <w:r>
+        <w:rPr>
+          <w:b w:val="1"/>
+          <w:bCs w:val="1"/>
+          <w:color w:val="000000"/>
+          <w:rtl w:val="0"/>
+        </w:rPr>
+        <w:t xml:space="preserve">~</w:t>
+      </w:r>
+      <w:r>
+        <w:rPr>
+          <w:b w:val="1"/>
+          <w:bCs w:val="1"/>
+          <w:i w:val="0"/>
+          <w:iCs w:val="0"/>
+          <w:smallCaps w:val="0"/>
+          <w:strike w:val="0"/>
+          <w:color w:val="000000"/>
+          <w:sz w:val="20"/>
+          <w:szCs w:val="20"/>
+          <w:u w:val="none"/>
+          <w:shd w:fill="auto" w:val="clear"/>
+          <w:vertAlign w:val="baseline"/>
+          <w:rtl w:val="0"/>
+        </w:rPr>
+        <w:t xml:space="preserve"> Aug 2023 </w:t>
+      </w:r>
+      <w:r>
+        <w:rPr>
+          <w:b w:val="1"/>
+          <w:bCs w:val="1"/>
+          <w:color w:val="000000"/>
+          <w:rtl w:val="0"/>
+        </w:rPr>
+        <w:t xml:space="preserve">|</w:t>
+      </w:r>
+      <w:r>
+        <w:rPr>
+          <w:b w:val="1"/>
+          <w:bCs w:val="1"/>
+          <w:i w:val="0"/>
+          <w:iCs w:val="0"/>
+          <w:smallCaps w:val="0"/>
+          <w:strike w:val="0"/>
+          <w:color w:val="000000"/>
+          <w:sz w:val="20"/>
+          <w:szCs w:val="20"/>
+          <w:u w:val="none"/>
+          <w:shd w:fill="auto" w:val="clear"/>
+          <w:vertAlign w:val="baseline"/>
+          <w:rtl w:val="0"/>
+        </w:rPr>
+        <w:t xml:space="preserve"> </w:t>
+      </w:r>
+      <w:r>
+        <w:rPr>
+          <w:b w:val="1"/>
+          <w:bCs w:val="1"/>
+          <w:i w:val="1"/>
+          <w:iCs w:val="1"/>
+          <w:sz w:val="19"/>
+          <w:szCs w:val="19"/>
+          <w:rtl w:val="0"/>
+        </w:rPr>
+        <w:t xml:space="preserve">Lisbon, Portugal</w:t>
+      </w:r>
+      <w:r>
+        <w:rPr>
+          <w:rtl w:val="0"/>
+        </w:rPr>
       </w:r>
     </w:p>
     <w:p>
       <w:pPr>
         <w:keepNext w:val="0"/>
-        <w:keepLines w:val="0"/>
+        <w:keepLines/>
         <w:pageBreakBefore w:val="0"/>
         <w:widowControl w:val="1"/>
         <w:numPr>
@@ -492,7 +999,7 @@
           <w:between w:space="0" w:sz="0" w:val="nil"/>
         </w:pBdr>
         <w:shd w:fill="auto" w:val="clear"/>
-        <w:spacing w:after="0" w:before="0" w:line="245" w:lineRule="auto"/>
+        <w:spacing w:after="0" w:before="0" w:line="220" w:lineRule="exact"/>
         <w:ind w:left="360" w:right="0" w:hanging="360"/>
         <w:jc w:val="left"/>
         <w:rPr/>
@@ -514,13 +1021,13 @@
           <w:vertAlign w:val="baseline"/>
           <w:rtl w:val="0"/>
         </w:rPr>
-        <w:t xml:space="preserve">Joined to lead the modernization of a Japan-focused CMS for a global market; after a company pivot, took end-to-end ownership of discovering and shaping a new product direction.</w:t>
+        <w:t xml:space="preserve">Contributed full-stack development to ADVARRA’s CIRBI research-review platform as a Lisbon Nearshore contractor, working across a Ruby on Rails API and Vue.js front-end for research submissions, review-board workflows, and document handling.</w:t>
       </w:r>
     </w:p>
     <w:p>
       <w:pPr>
         <w:keepNext w:val="0"/>
-        <w:keepLines w:val="0"/>
+        <w:keepLines/>
         <w:pageBreakBefore w:val="0"/>
         <w:widowControl w:val="1"/>
         <w:numPr>
@@ -535,7 +1042,7 @@
           <w:between w:space="0" w:sz="0" w:val="nil"/>
         </w:pBdr>
         <w:shd w:fill="auto" w:val="clear"/>
-        <w:spacing w:after="0" w:before="0" w:line="245" w:lineRule="auto"/>
+        <w:spacing w:after="40" w:before="0" w:line="220" w:lineRule="exact"/>
         <w:ind w:left="360" w:right="0" w:hanging="360"/>
         <w:jc w:val="left"/>
         <w:rPr/>
@@ -557,13 +1064,476 @@
           <w:vertAlign w:val="baseline"/>
           <w:rtl w:val="0"/>
         </w:rPr>
-        <w:t xml:space="preserve">Interviewed clients to identify repeated friction between design, implementation, iteration, and deployment, then translated the findings into a product concept, business model, roadmap, and global infrastructure direction.</w:t>
+        <w:t xml:space="preserve">Worked in a system with role-based permissions, versioned submissions, and audit reporting, backed by PostgreSQL, Redis, and Sidekiq, with Minitest and Jest test suites.</w:t>
+      </w:r>
+    </w:p>
+    <w:p>
+      <w:pPr>
+        <w:keepNext/>
+        <w:keepLines/>
+        <w:pageBreakBefore w:val="0"/>
+        <w:widowControl w:val="1"/>
+        <w:pBdr>
+          <w:top w:space="0" w:sz="0" w:val="nil"/>
+          <w:left w:space="0" w:sz="0" w:val="nil"/>
+          <w:bottom w:space="0" w:sz="0" w:val="nil"/>
+          <w:right w:space="0" w:sz="0" w:val="nil"/>
+          <w:between w:space="0" w:sz="0" w:val="nil"/>
+        </w:pBdr>
+        <w:shd w:fill="auto" w:val="clear"/>
+        <w:tabs>
+          <w:tab w:val="right" w:leader="none" w:pos="10195"/>
+        </w:tabs>
+        <w:spacing w:after="0" w:before="100" w:line="220" w:lineRule="exact"/>
+        <w:ind w:left="0" w:right="0" w:firstLine="0"/>
+        <w:jc w:val="left"/>
+        <w:rPr>
+          <w:b w:val="1"/>
+          <w:bCs w:val="1"/>
+          <w:i w:val="1"/>
+          <w:iCs w:val="1"/>
+          <w:smallCaps w:val="0"/>
+          <w:strike w:val="0"/>
+          <w:color w:val="373737"/>
+          <w:sz w:val="19"/>
+          <w:szCs w:val="19"/>
+          <w:u w:val="none"/>
+          <w:shd w:fill="auto" w:val="clear"/>
+          <w:vertAlign w:val="baseline"/>
+        </w:rPr>
+      </w:pPr>
+      <w:r>
+        <w:rPr>
+          <w:rFonts w:ascii="Arial" w:cs="Arial" w:eastAsia="Arial" w:hAnsi="Arial"/>
+          <w:b w:val="1"/>
+          <w:bCs w:val="1"/>
+          <w:i w:val="0"/>
+          <w:iCs w:val="0"/>
+          <w:smallCaps w:val="0"/>
+          <w:strike w:val="0"/>
+          <w:color w:val="000000"/>
+          <w:sz w:val="20"/>
+          <w:szCs w:val="20"/>
+          <w:u w:val="none"/>
+          <w:shd w:fill="auto" w:val="clear"/>
+          <w:vertAlign w:val="baseline"/>
+          <w:rtl w:val="0"/>
+        </w:rPr>
+        <w:t xml:space="preserve">Founder / Builder </w:t>
+      </w:r>
+      <w:r>
+        <w:rPr>
+          <w:b w:val="1"/>
+          <w:bCs w:val="1"/>
+          <w:color w:val="000000"/>
+          <w:rtl w:val="0"/>
+        </w:rPr>
+        <w:t>@ Browz, FitFans &amp; TrainerX</w:t>
+      </w:r>
+      <w:r>
+        <w:rPr>
+          <w:rFonts w:ascii="Arial" w:cs="Arial" w:eastAsia="Arial" w:hAnsi="Arial"/>
+          <w:b w:val="1"/>
+          <w:bCs w:val="1"/>
+          <w:i w:val="0"/>
+          <w:iCs w:val="0"/>
+          <w:smallCaps w:val="0"/>
+          <w:strike w:val="0"/>
+          <w:color w:val="000000"/>
+          <w:sz w:val="20"/>
+          <w:szCs w:val="20"/>
+          <w:u w:val="none"/>
+          <w:shd w:fill="auto" w:val="clear"/>
+          <w:vertAlign w:val="baseline"/>
+          <w:rtl w:val="0"/>
+        </w:rPr>
+      </w:r>
+      <w:r>
+        <w:rPr>
+          <w:rFonts w:ascii="Arial" w:cs="Arial" w:eastAsia="Arial" w:hAnsi="Arial"/>
+          <w:b w:val="0"/>
+          <w:bCs w:val="0"/>
+          <w:i w:val="0"/>
+          <w:iCs w:val="0"/>
+          <w:smallCaps w:val="0"/>
+          <w:strike w:val="0"/>
+          <w:color w:val="000000"/>
+          <w:sz w:val="20"/>
+          <w:szCs w:val="20"/>
+          <w:u w:val="none"/>
+          <w:shd w:fill="auto" w:val="clear"/>
+          <w:vertAlign w:val="baseline"/>
+          <w:rtl w:val="0"/>
+        </w:rPr>
+        <w:tab/>
+      </w:r>
+      <w:r>
+        <w:rPr>
+          <w:b w:val="1"/>
+          <w:bCs w:val="1"/>
+          <w:i w:val="0"/>
+          <w:iCs w:val="0"/>
+          <w:smallCaps w:val="0"/>
+          <w:strike w:val="0"/>
+          <w:color w:val="000000"/>
+          <w:sz w:val="20"/>
+          <w:szCs w:val="20"/>
+          <w:u w:val="none"/>
+          <w:shd w:fill="auto" w:val="clear"/>
+          <w:vertAlign w:val="baseline"/>
+          <w:rtl w:val="0"/>
+        </w:rPr>
+        <w:t xml:space="preserve">Dec 2020 </w:t>
+      </w:r>
+      <w:r>
+        <w:rPr>
+          <w:b w:val="1"/>
+          <w:bCs w:val="1"/>
+          <w:color w:val="000000"/>
+          <w:rtl w:val="0"/>
+        </w:rPr>
+        <w:t xml:space="preserve">~</w:t>
+      </w:r>
+      <w:r>
+        <w:rPr>
+          <w:b w:val="1"/>
+          <w:bCs w:val="1"/>
+          <w:i w:val="0"/>
+          <w:iCs w:val="0"/>
+          <w:smallCaps w:val="0"/>
+          <w:strike w:val="0"/>
+          <w:color w:val="000000"/>
+          <w:sz w:val="20"/>
+          <w:szCs w:val="20"/>
+          <w:u w:val="none"/>
+          <w:shd w:fill="auto" w:val="clear"/>
+          <w:vertAlign w:val="baseline"/>
+          <w:rtl w:val="0"/>
+        </w:rPr>
+        <w:t xml:space="preserve"> Dec 2023 </w:t>
+      </w:r>
+      <w:r>
+        <w:rPr>
+          <w:b w:val="1"/>
+          <w:bCs w:val="1"/>
+          <w:color w:val="000000"/>
+          <w:rtl w:val="0"/>
+        </w:rPr>
+        <w:t xml:space="preserve">|</w:t>
+      </w:r>
+      <w:r>
+        <w:rPr>
+          <w:b w:val="1"/>
+          <w:bCs w:val="1"/>
+          <w:i w:val="0"/>
+          <w:iCs w:val="0"/>
+          <w:smallCaps w:val="0"/>
+          <w:strike w:val="0"/>
+          <w:color w:val="000000"/>
+          <w:sz w:val="20"/>
+          <w:szCs w:val="20"/>
+          <w:u w:val="none"/>
+          <w:shd w:fill="auto" w:val="clear"/>
+          <w:vertAlign w:val="baseline"/>
+          <w:rtl w:val="0"/>
+        </w:rPr>
+        <w:t xml:space="preserve"> </w:t>
+      </w:r>
+      <w:r>
+        <w:rPr>
+          <w:b w:val="1"/>
+          <w:bCs w:val="1"/>
+          <w:color w:val="000000"/>
+          <w:rtl w:val="0"/>
+        </w:rPr>
+        <w:t xml:space="preserve">Japan / </w:t>
+      </w:r>
+      <w:r>
+        <w:rPr>
+          <w:b w:val="1"/>
+          <w:bCs w:val="1"/>
+          <w:i w:val="1"/>
+          <w:iCs w:val="1"/>
+          <w:sz w:val="19"/>
+          <w:szCs w:val="19"/>
+          <w:rtl w:val="0"/>
+        </w:rPr>
+        <w:t xml:space="preserve">Portugal</w:t>
+      </w:r>
+      <w:r>
+        <w:rPr>
+          <w:rtl w:val="0"/>
+        </w:rPr>
+      </w:r>
+    </w:p>
+    <w:p>
+      <w:pPr>
+        <w:keepLines/>
+        <w:numPr>
+          <w:ilvl w:val="0"/>
+          <w:numId w:val="1"/>
+        </w:numPr>
+        <w:spacing w:after="40" w:line="220" w:lineRule="exact"/>
+        <w:ind w:left="360"/>
+      </w:pPr>
+      <w:r>
+        <w:rPr>
+          <w:rtl w:val="0"/>
+        </w:rPr>
+        <w:t xml:space="preserve">Co-built Browz, FitFans, and TrainerX with two partners, taking primary responsibility for Rails backend development, administration interfaces, testing, and infrastructure.</w:t>
+      </w:r>
+    </w:p>
+    <w:p>
+      <w:pPr>
+        <w:keepLines/>
+        <w:numPr>
+          <w:ilvl w:val="0"/>
+          <w:numId w:val="1"/>
+        </w:numPr>
+        <w:spacing w:after="40" w:line="220" w:lineRule="exact"/>
+        <w:ind w:left="360"/>
+      </w:pPr>
+      <w:r>
+        <w:rPr>
+          <w:rtl w:val="0"/>
+        </w:rPr>
+        <w:t xml:space="preserve">Built FitFans’ multi-tenant Rails/PostgreSQL platform for branded fitness apps, with configurable workout and nutrition content, community features, and subscription integrations through Stripe and RevenueCat.</w:t>
+      </w:r>
+    </w:p>
+    <w:p>
+      <w:pPr>
+        <w:keepLines/>
+        <w:numPr>
+          <w:ilvl w:val="0"/>
+          <w:numId w:val="1"/>
+        </w:numPr>
+        <w:spacing w:after="40" w:line="220" w:lineRule="exact"/>
+        <w:ind w:left="360"/>
+      </w:pPr>
+      <w:r>
+        <w:rPr>
+          <w:rtl w:val="0"/>
+        </w:rPr>
+        <w:t xml:space="preserve">Developed TrainerX’s AI-assisted workout workflow in 2023, connecting conversational onboarding and OpenAI-powered chat to an exercise catalogue and user-specific workout creation, with background processing, real-time updates, and automated integration tests.</w:t>
+      </w:r>
+    </w:p>
+    <w:p>
+      <w:pPr>
+        <w:keepLines/>
+        <w:numPr>
+          <w:ilvl w:val="0"/>
+          <w:numId w:val="1"/>
+        </w:numPr>
+        <w:spacing w:after="40" w:line="220" w:lineRule="exact"/>
+        <w:ind w:left="360"/>
+      </w:pPr>
+      <w:r>
+        <w:rPr>
+          <w:rtl w:val="0"/>
+        </w:rPr>
+        <w:t xml:space="preserve">Built Browz’s product-discovery backend, combining scheduled retailer scraping, catalogue administration, and personalised feeds based on followed stores and previously viewed items.</w:t>
+      </w:r>
+      <w:r>
+        <w:rPr>
+          <w:rtl w:val="0"/>
+        </w:rPr>
+      </w:r>
+    </w:p>
+    <w:p>
+      <w:pPr>
+        <w:keepNext/>
+        <w:keepLines/>
+        <w:pageBreakBefore w:val="0"/>
+        <w:widowControl w:val="1"/>
+        <w:pBdr>
+          <w:top w:space="0" w:sz="0" w:val="nil"/>
+          <w:left w:space="0" w:sz="0" w:val="nil"/>
+          <w:bottom w:space="0" w:sz="0" w:val="nil"/>
+          <w:right w:space="0" w:sz="0" w:val="nil"/>
+          <w:between w:space="0" w:sz="0" w:val="nil"/>
+        </w:pBdr>
+        <w:shd w:fill="auto" w:val="clear"/>
+        <w:tabs>
+          <w:tab w:val="right" w:leader="none" w:pos="10195"/>
+        </w:tabs>
+        <w:spacing w:after="0" w:before="100" w:line="220" w:lineRule="exact"/>
+        <w:ind w:left="0" w:right="0" w:firstLine="0"/>
+        <w:jc w:val="left"/>
+        <w:rPr>
+          <w:b w:val="1"/>
+          <w:bCs w:val="1"/>
+          <w:i w:val="1"/>
+          <w:iCs w:val="1"/>
+          <w:smallCaps w:val="0"/>
+          <w:strike w:val="0"/>
+          <w:color w:val="373737"/>
+          <w:sz w:val="19"/>
+          <w:szCs w:val="19"/>
+          <w:u w:val="none"/>
+          <w:shd w:fill="auto" w:val="clear"/>
+          <w:vertAlign w:val="baseline"/>
+        </w:rPr>
+      </w:pPr>
+      <w:r>
+        <w:rPr>
+          <w:rFonts w:ascii="Arial" w:cs="Arial" w:eastAsia="Arial" w:hAnsi="Arial"/>
+          <w:b w:val="1"/>
+          <w:bCs w:val="1"/>
+          <w:i w:val="0"/>
+          <w:iCs w:val="0"/>
+          <w:smallCaps w:val="0"/>
+          <w:strike w:val="0"/>
+          <w:color w:val="000000"/>
+          <w:sz w:val="20"/>
+          <w:szCs w:val="20"/>
+          <w:u w:val="none"/>
+          <w:shd w:fill="auto" w:val="clear"/>
+          <w:vertAlign w:val="baseline"/>
+          <w:rtl w:val="0"/>
+        </w:rPr>
+        <w:t xml:space="preserve">Senior Software Engineer </w:t>
+      </w:r>
+      <w:r>
+        <w:rPr>
+          <w:b w:val="1"/>
+          <w:bCs w:val="1"/>
+          <w:color w:val="000000"/>
+          <w:rtl w:val="0"/>
+        </w:rPr>
+        <w:t xml:space="preserve">@</w:t>
+      </w:r>
+      <w:r>
+        <w:rPr>
+          <w:rFonts w:ascii="Arial" w:cs="Arial" w:eastAsia="Arial" w:hAnsi="Arial"/>
+          <w:b w:val="1"/>
+          <w:bCs w:val="1"/>
+          <w:i w:val="0"/>
+          <w:iCs w:val="0"/>
+          <w:smallCaps w:val="0"/>
+          <w:strike w:val="0"/>
+          <w:color w:val="000000"/>
+          <w:sz w:val="20"/>
+          <w:szCs w:val="20"/>
+          <w:u w:val="none"/>
+          <w:shd w:fill="auto" w:val="clear"/>
+          <w:vertAlign w:val="baseline"/>
+          <w:rtl w:val="0"/>
+        </w:rPr>
+        <w:t xml:space="preserve"> Streetbees</w:t>
+      </w:r>
+      <w:r>
+        <w:rPr>
+          <w:rFonts w:ascii="Arial" w:cs="Arial" w:eastAsia="Arial" w:hAnsi="Arial"/>
+          <w:b w:val="0"/>
+          <w:bCs w:val="0"/>
+          <w:i w:val="0"/>
+          <w:iCs w:val="0"/>
+          <w:smallCaps w:val="0"/>
+          <w:strike w:val="0"/>
+          <w:color w:val="000000"/>
+          <w:sz w:val="20"/>
+          <w:szCs w:val="20"/>
+          <w:u w:val="none"/>
+          <w:shd w:fill="auto" w:val="clear"/>
+          <w:vertAlign w:val="baseline"/>
+          <w:rtl w:val="0"/>
+        </w:rPr>
+        <w:tab/>
+      </w:r>
+      <w:r>
+        <w:rPr>
+          <w:b w:val="1"/>
+          <w:bCs w:val="1"/>
+          <w:i w:val="0"/>
+          <w:iCs w:val="0"/>
+          <w:smallCaps w:val="0"/>
+          <w:strike w:val="0"/>
+          <w:color w:val="000000"/>
+          <w:sz w:val="20"/>
+          <w:szCs w:val="20"/>
+          <w:u w:val="none"/>
+          <w:shd w:fill="auto" w:val="clear"/>
+          <w:vertAlign w:val="baseline"/>
+          <w:rtl w:val="0"/>
+        </w:rPr>
+        <w:t xml:space="preserve">Dec 2018 </w:t>
+      </w:r>
+      <w:r>
+        <w:rPr>
+          <w:b w:val="1"/>
+          <w:bCs w:val="1"/>
+          <w:color w:val="000000"/>
+          <w:rtl w:val="0"/>
+        </w:rPr>
+        <w:t xml:space="preserve">~</w:t>
+      </w:r>
+      <w:r>
+        <w:rPr>
+          <w:b w:val="1"/>
+          <w:bCs w:val="1"/>
+          <w:i w:val="0"/>
+          <w:iCs w:val="0"/>
+          <w:smallCaps w:val="0"/>
+          <w:strike w:val="0"/>
+          <w:color w:val="000000"/>
+          <w:sz w:val="20"/>
+          <w:szCs w:val="20"/>
+          <w:u w:val="none"/>
+          <w:shd w:fill="auto" w:val="clear"/>
+          <w:vertAlign w:val="baseline"/>
+          <w:rtl w:val="0"/>
+        </w:rPr>
+        <w:t xml:space="preserve"> Dec 2020 </w:t>
+      </w:r>
+      <w:r>
+        <w:rPr>
+          <w:b w:val="1"/>
+          <w:bCs w:val="1"/>
+          <w:color w:val="000000"/>
+          <w:rtl w:val="0"/>
+        </w:rPr>
+        <w:t xml:space="preserve">|</w:t>
+      </w:r>
+      <w:r>
+        <w:rPr>
+          <w:b w:val="1"/>
+          <w:bCs w:val="1"/>
+          <w:i w:val="0"/>
+          <w:iCs w:val="0"/>
+          <w:smallCaps w:val="0"/>
+          <w:strike w:val="0"/>
+          <w:color w:val="000000"/>
+          <w:sz w:val="20"/>
+          <w:szCs w:val="20"/>
+          <w:u w:val="none"/>
+          <w:shd w:fill="auto" w:val="clear"/>
+          <w:vertAlign w:val="baseline"/>
+          <w:rtl w:val="0"/>
+        </w:rPr>
+        <w:t xml:space="preserve"> </w:t>
+      </w:r>
+      <w:r>
+        <w:rPr>
+          <w:b w:val="1"/>
+          <w:bCs w:val="1"/>
+          <w:i w:val="1"/>
+          <w:iCs w:val="1"/>
+          <w:sz w:val="19"/>
+          <w:szCs w:val="19"/>
+          <w:rtl w:val="0"/>
+        </w:rPr>
+        <w:t xml:space="preserve">Lisbon, Portugal</w:t>
+      </w:r>
+      <w:r>
+        <w:rPr>
+          <w:rtl w:val="0"/>
+        </w:rPr>
       </w:r>
     </w:p>
     <w:p>
       <w:pPr>
         <w:keepNext w:val="0"/>
-        <w:keepLines w:val="0"/>
+        <w:keepLines/>
         <w:pageBreakBefore w:val="0"/>
         <w:widowControl w:val="1"/>
         <w:numPr>
@@ -578,7 +1548,7 @@
           <w:between w:space="0" w:sz="0" w:val="nil"/>
         </w:pBdr>
         <w:shd w:fill="auto" w:val="clear"/>
-        <w:spacing w:after="0" w:before="0" w:line="245" w:lineRule="auto"/>
+        <w:spacing w:after="0" w:before="0" w:line="220" w:lineRule="exact"/>
         <w:ind w:left="360" w:right="0" w:hanging="360"/>
         <w:jc w:val="left"/>
         <w:rPr/>
@@ -600,13 +1570,13 @@
           <w:vertAlign w:val="baseline"/>
           <w:rtl w:val="0"/>
         </w:rPr>
-        <w:t xml:space="preserve">Secured approval for and led a three-month proof of concept with four teammates across technical direction, product decisions, coordination, and mentorship; presented the business case to management and demonstrated the working product to non-technical shareholders.</w:t>
+        <w:t xml:space="preserve">Delivered new product work and maintained systems I had helped build during my earlier tenure in 2016–2017.</w:t>
       </w:r>
     </w:p>
     <w:p>
       <w:pPr>
         <w:keepNext w:val="0"/>
-        <w:keepLines w:val="0"/>
+        <w:keepLines/>
         <w:pageBreakBefore w:val="0"/>
         <w:widowControl w:val="1"/>
         <w:numPr>
@@ -621,7 +1591,7 @@
           <w:between w:space="0" w:sz="0" w:val="nil"/>
         </w:pBdr>
         <w:shd w:fill="auto" w:val="clear"/>
-        <w:spacing w:after="0" w:before="0" w:line="245" w:lineRule="auto"/>
+        <w:spacing w:after="40" w:before="0" w:line="220" w:lineRule="exact"/>
         <w:ind w:left="360" w:right="0" w:hanging="360"/>
         <w:jc w:val="left"/>
         <w:rPr/>
@@ -643,13 +1613,204 @@
           <w:vertAlign w:val="baseline"/>
           <w:rtl w:val="0"/>
         </w:rPr>
-        <w:t xml:space="preserve">Proposed replacing a July internal milestone with a September open-source launch to gather real-world signal before committing to the paid product, then led hands-on development of Websolut's Vue 3/TypeScript interface. It enabled designers and product owners to preview changes in real time, edit content independently of Figma, and publish directly to Vercel without writing code.</w:t>
+        <w:t xml:space="preserve">Worked in a platform supporting real-time research quota updates and external collaborators’ answer-annotation workflows, with automated annotation API integration, background processing, and direct uploads to AWS using presigned URLs.</w:t>
+      </w:r>
+    </w:p>
+    <w:p>
+      <w:pPr>
+        <w:keepNext/>
+        <w:keepLines/>
+        <w:pageBreakBefore w:val="0"/>
+        <w:widowControl w:val="1"/>
+        <w:pBdr>
+          <w:top w:space="0" w:sz="0" w:val="nil"/>
+          <w:left w:space="0" w:sz="0" w:val="nil"/>
+          <w:bottom w:space="0" w:sz="0" w:val="nil"/>
+          <w:right w:space="0" w:sz="0" w:val="nil"/>
+          <w:between w:space="0" w:sz="0" w:val="nil"/>
+        </w:pBdr>
+        <w:shd w:fill="auto" w:val="clear"/>
+        <w:tabs>
+          <w:tab w:val="right" w:leader="none" w:pos="10195"/>
+        </w:tabs>
+        <w:spacing w:after="0" w:before="100" w:line="220" w:lineRule="exact"/>
+        <w:ind w:left="0" w:right="0" w:firstLine="0"/>
+        <w:jc w:val="left"/>
+        <w:rPr>
+          <w:b w:val="1"/>
+          <w:bCs w:val="1"/>
+          <w:i w:val="1"/>
+          <w:iCs w:val="1"/>
+          <w:smallCaps w:val="0"/>
+          <w:strike w:val="0"/>
+          <w:color w:val="373737"/>
+          <w:sz w:val="19"/>
+          <w:szCs w:val="19"/>
+          <w:u w:val="none"/>
+          <w:shd w:fill="auto" w:val="clear"/>
+          <w:vertAlign w:val="baseline"/>
+        </w:rPr>
+      </w:pPr>
+      <w:r>
+        <w:rPr>
+          <w:rFonts w:ascii="Arial" w:cs="Arial" w:eastAsia="Arial" w:hAnsi="Arial"/>
+          <w:b w:val="1"/>
+          <w:bCs w:val="1"/>
+          <w:i w:val="0"/>
+          <w:iCs w:val="0"/>
+          <w:smallCaps w:val="0"/>
+          <w:strike w:val="0"/>
+          <w:color w:val="000000"/>
+          <w:sz w:val="20"/>
+          <w:szCs w:val="20"/>
+          <w:u w:val="none"/>
+          <w:shd w:fill="auto" w:val="clear"/>
+          <w:vertAlign w:val="baseline"/>
+          <w:rtl w:val="0"/>
+        </w:rPr>
+        <w:t xml:space="preserve">Chief Technology Officer </w:t>
+      </w:r>
+      <w:r>
+        <w:rPr>
+          <w:b w:val="1"/>
+          <w:bCs w:val="1"/>
+          <w:color w:val="000000"/>
+          <w:rtl w:val="0"/>
+        </w:rPr>
+        <w:t xml:space="preserve">@</w:t>
+      </w:r>
+      <w:r>
+        <w:rPr>
+          <w:rFonts w:ascii="Arial" w:cs="Arial" w:eastAsia="Arial" w:hAnsi="Arial"/>
+          <w:b w:val="1"/>
+          <w:bCs w:val="1"/>
+          <w:i w:val="0"/>
+          <w:iCs w:val="0"/>
+          <w:smallCaps w:val="0"/>
+          <w:strike w:val="0"/>
+          <w:color w:val="000000"/>
+          <w:sz w:val="20"/>
+          <w:szCs w:val="20"/>
+          <w:u w:val="none"/>
+          <w:shd w:fill="auto" w:val="clear"/>
+          <w:vertAlign w:val="baseline"/>
+          <w:rtl w:val="0"/>
+        </w:rPr>
+        <w:t xml:space="preserve"> Zens</w:t>
+      </w:r>
+      <w:r>
+        <w:rPr>
+          <w:rFonts w:ascii="Arial" w:cs="Arial" w:eastAsia="Arial" w:hAnsi="Arial"/>
+          <w:b w:val="0"/>
+          <w:bCs w:val="0"/>
+          <w:i w:val="0"/>
+          <w:iCs w:val="0"/>
+          <w:smallCaps w:val="0"/>
+          <w:strike w:val="0"/>
+          <w:color w:val="000000"/>
+          <w:sz w:val="20"/>
+          <w:szCs w:val="20"/>
+          <w:u w:val="none"/>
+          <w:shd w:fill="auto" w:val="clear"/>
+          <w:vertAlign w:val="baseline"/>
+          <w:rtl w:val="0"/>
+        </w:rPr>
+        <w:tab/>
+      </w:r>
+      <w:r>
+        <w:rPr>
+          <w:b w:val="1"/>
+          <w:bCs w:val="1"/>
+          <w:i w:val="0"/>
+          <w:iCs w:val="0"/>
+          <w:smallCaps w:val="0"/>
+          <w:strike w:val="0"/>
+          <w:color w:val="000000"/>
+          <w:sz w:val="20"/>
+          <w:szCs w:val="20"/>
+          <w:u w:val="none"/>
+          <w:shd w:fill="auto" w:val="clear"/>
+          <w:vertAlign w:val="baseline"/>
+          <w:rtl w:val="0"/>
+        </w:rPr>
+        <w:t xml:space="preserve">Jan 2018 </w:t>
+      </w:r>
+      <w:r>
+        <w:rPr>
+          <w:b w:val="1"/>
+          <w:bCs w:val="1"/>
+          <w:color w:val="000000"/>
+          <w:rtl w:val="0"/>
+        </w:rPr>
+        <w:t xml:space="preserve">~</w:t>
+      </w:r>
+      <w:r>
+        <w:rPr>
+          <w:b w:val="1"/>
+          <w:bCs w:val="1"/>
+          <w:i w:val="0"/>
+          <w:iCs w:val="0"/>
+          <w:smallCaps w:val="0"/>
+          <w:strike w:val="0"/>
+          <w:color w:val="000000"/>
+          <w:sz w:val="20"/>
+          <w:szCs w:val="20"/>
+          <w:u w:val="none"/>
+          <w:shd w:fill="auto" w:val="clear"/>
+          <w:vertAlign w:val="baseline"/>
+          <w:rtl w:val="0"/>
+        </w:rPr>
+        <w:t xml:space="preserve"> Jul 2018 </w:t>
+      </w:r>
+      <w:r>
+        <w:rPr>
+          <w:b w:val="1"/>
+          <w:bCs w:val="1"/>
+          <w:color w:val="000000"/>
+          <w:rtl w:val="0"/>
+        </w:rPr>
+        <w:t xml:space="preserve">|</w:t>
+      </w:r>
+      <w:r>
+        <w:rPr>
+          <w:b w:val="1"/>
+          <w:bCs w:val="1"/>
+          <w:i w:val="0"/>
+          <w:iCs w:val="0"/>
+          <w:smallCaps w:val="0"/>
+          <w:strike w:val="0"/>
+          <w:color w:val="000000"/>
+          <w:sz w:val="20"/>
+          <w:szCs w:val="20"/>
+          <w:u w:val="none"/>
+          <w:shd w:fill="auto" w:val="clear"/>
+          <w:vertAlign w:val="baseline"/>
+          <w:rtl w:val="0"/>
+        </w:rPr>
+        <w:t xml:space="preserve"> </w:t>
+      </w:r>
+      <w:r>
+        <w:rPr>
+          <w:b w:val="1"/>
+          <w:bCs w:val="1"/>
+          <w:i w:val="1"/>
+          <w:iCs w:val="1"/>
+          <w:sz w:val="19"/>
+          <w:szCs w:val="19"/>
+          <w:rtl w:val="0"/>
+        </w:rPr>
+        <w:t xml:space="preserve">Tokyo, Japan</w:t>
+      </w:r>
+      <w:r>
+        <w:rPr>
+          <w:rtl w:val="0"/>
+        </w:rPr>
       </w:r>
     </w:p>
     <w:p>
       <w:pPr>
         <w:keepNext w:val="0"/>
-        <w:keepLines w:val="0"/>
+        <w:keepLines/>
         <w:pageBreakBefore w:val="0"/>
         <w:widowControl w:val="1"/>
         <w:numPr>
@@ -664,7 +1825,7 @@
           <w:between w:space="0" w:sz="0" w:val="nil"/>
         </w:pBdr>
         <w:shd w:fill="auto" w:val="clear"/>
-        <w:spacing w:after="0" w:before="0" w:line="245" w:lineRule="auto"/>
+        <w:spacing w:after="0" w:before="0" w:line="220" w:lineRule="exact"/>
         <w:ind w:left="360" w:right="0" w:hanging="360"/>
         <w:jc w:val="left"/>
         <w:rPr/>
@@ -686,13 +1847,13 @@
           <w:vertAlign w:val="baseline"/>
           <w:rtl w:val="0"/>
         </w:rPr>
-        <w:t xml:space="preserve">Turned an unexpected partner demo request into a reusable web implementation; the demo validated the accuracy of the design-to-implementation workflow and revealed the need to support established power-user workflows.</w:t>
+        <w:t xml:space="preserve">Established Scrum practices that helped internal and remote teams work together, facilitating daily stand-ups, retrospectives, and sprint planning.</w:t>
       </w:r>
     </w:p>
     <w:p>
       <w:pPr>
         <w:keepNext w:val="0"/>
-        <w:keepLines w:val="0"/>
+        <w:keepLines/>
         <w:pageBreakBefore w:val="0"/>
         <w:widowControl w:val="1"/>
         <w:numPr>
@@ -707,7 +1868,7 @@
           <w:between w:space="0" w:sz="0" w:val="nil"/>
         </w:pBdr>
         <w:shd w:fill="auto" w:val="clear"/>
-        <w:spacing w:after="0" w:before="0" w:line="245" w:lineRule="auto"/>
+        <w:spacing w:after="0" w:before="0" w:line="220" w:lineRule="exact"/>
         <w:ind w:left="360" w:right="0" w:hanging="360"/>
         <w:jc w:val="left"/>
         <w:rPr/>
@@ -729,13 +1890,13 @@
           <w:vertAlign w:val="baseline"/>
           <w:rtl w:val="0"/>
         </w:rPr>
-        <w:t xml:space="preserve">Recovered the open-source launch plan after a cross-department redirection one week before release by reframing the conflict around delivery tradeoffs, restoring the agreed direction, and securing a one-week extension.</w:t>
+        <w:t xml:space="preserve">Advised the CEO on technology and service risks as the business plan evolved while continuing hands-on full-stack development, pull-request reviews, and junior developer guidance.</w:t>
       </w:r>
     </w:p>
     <w:p>
       <w:pPr>
         <w:keepNext w:val="0"/>
-        <w:keepLines w:val="0"/>
+        <w:keepLines/>
         <w:pageBreakBefore w:val="0"/>
         <w:widowControl w:val="1"/>
         <w:numPr>
@@ -750,7 +1911,7 @@
           <w:between w:space="0" w:sz="0" w:val="nil"/>
         </w:pBdr>
         <w:shd w:fill="auto" w:val="clear"/>
-        <w:spacing w:after="40" w:before="0" w:line="245" w:lineRule="auto"/>
+        <w:spacing w:after="40" w:before="0" w:line="220" w:lineRule="exact"/>
         <w:ind w:left="360" w:right="0" w:hanging="360"/>
         <w:jc w:val="left"/>
         <w:rPr/>
@@ -772,13 +1933,13 @@
           <w:vertAlign w:val="baseline"/>
           <w:rtl w:val="0"/>
         </w:rPr>
-        <w:t xml:space="preserve">Simplified a premature microservices approach into a monorepo spanning an Electron/Vite application, a NestJS REST/WebSocket API, and a tested TypeScript conversion engine, reducing coordination and pull-request review friction.</w:t>
+        <w:t xml:space="preserve">Worked on a Rails operations platform spanning property listings, reservations, cleaning tasks, and owner financial reporting, with Airbnb integration and background synchronization connecting booking activity to day-to-day service delivery.</w:t>
       </w:r>
     </w:p>
     <w:p>
       <w:pPr>
-        <w:keepNext w:val="1"/>
-        <w:keepLines w:val="0"/>
+        <w:keepNext/>
+        <w:keepLines/>
         <w:pageBreakBefore w:val="0"/>
         <w:widowControl w:val="1"/>
         <w:pBdr>
@@ -792,20 +1953,19 @@
         <w:tabs>
           <w:tab w:val="right" w:leader="none" w:pos="10195"/>
         </w:tabs>
-        <w:spacing w:after="0" w:before="100" w:line="276" w:lineRule="auto"/>
+        <w:spacing w:after="0" w:before="100" w:line="220" w:lineRule="exact"/>
         <w:ind w:left="0" w:right="0" w:firstLine="0"/>
         <w:jc w:val="left"/>
         <w:rPr>
-          <w:rFonts w:ascii="Arial" w:cs="Arial" w:eastAsia="Arial" w:hAnsi="Arial"/>
-          <w:b w:val="0"/>
-          <w:bCs w:val="0"/>
-          <w:i w:val="0"/>
-          <w:iCs w:val="0"/>
+          <w:b w:val="1"/>
+          <w:bCs w:val="1"/>
+          <w:i w:val="1"/>
+          <w:iCs w:val="1"/>
           <w:smallCaps w:val="0"/>
           <w:strike w:val="0"/>
-          <w:color w:val="000000"/>
-          <w:sz w:val="20"/>
-          <w:szCs w:val="20"/>
+          <w:color w:val="373737"/>
+          <w:sz w:val="19"/>
+          <w:szCs w:val="19"/>
           <w:u w:val="none"/>
           <w:shd w:fill="auto" w:val="clear"/>
           <w:vertAlign w:val="baseline"/>
@@ -828,7 +1988,35 @@
           <w:vertAlign w:val="baseline"/>
           <w:rtl w:val="0"/>
         </w:rPr>
-        <w:t xml:space="preserve">Senior Full-stack Developer | Lisbon Nearshore at ADVARRA</w:t>
+        <w:t xml:space="preserve">Lead Web Developer </w:t>
+      </w:r>
+      <w:r>
+        <w:rPr>
+          <w:b w:val="1"/>
+          <w:bCs w:val="1"/>
+          <w:color w:val="000000"/>
+          <w:rtl w:val="0"/>
+        </w:rPr>
+        <w:t xml:space="preserve">@</w:t>
+      </w:r>
+      <w:r>
+        <w:rPr>
+          <w:rFonts w:ascii="Arial" w:cs="Arial" w:eastAsia="Arial" w:hAnsi="Arial"/>
+          <w:b w:val="1"/>
+          <w:bCs w:val="1"/>
+          <w:i w:val="0"/>
+          <w:iCs w:val="0"/>
+          <w:smallCaps w:val="0"/>
+          <w:strike w:val="0"/>
+          <w:color w:val="000000"/>
+          <w:sz w:val="20"/>
+          <w:szCs w:val="20"/>
+          <w:u w:val="none"/>
+          <w:shd w:fill="auto" w:val="clear"/>
+          <w:vertAlign w:val="baseline"/>
+          <w:rtl w:val="0"/>
+        </w:rPr>
+        <w:t xml:space="preserve"> Streetbees</w:t>
       </w:r>
       <w:r>
         <w:rPr>
@@ -851,6 +2039,174 @@
       </w:r>
       <w:r>
         <w:rPr>
+          <w:b w:val="1"/>
+          <w:bCs w:val="1"/>
+          <w:i w:val="0"/>
+          <w:iCs w:val="0"/>
+          <w:smallCaps w:val="0"/>
+          <w:strike w:val="0"/>
+          <w:color w:val="000000"/>
+          <w:sz w:val="20"/>
+          <w:szCs w:val="20"/>
+          <w:u w:val="none"/>
+          <w:shd w:fill="auto" w:val="clear"/>
+          <w:vertAlign w:val="baseline"/>
+          <w:rtl w:val="0"/>
+        </w:rPr>
+        <w:t xml:space="preserve">Mar 2016 </w:t>
+      </w:r>
+      <w:r>
+        <w:rPr>
+          <w:b w:val="1"/>
+          <w:bCs w:val="1"/>
+          <w:color w:val="000000"/>
+          <w:rtl w:val="0"/>
+        </w:rPr>
+        <w:t xml:space="preserve">~</w:t>
+      </w:r>
+      <w:r>
+        <w:rPr>
+          <w:b w:val="1"/>
+          <w:bCs w:val="1"/>
+          <w:i w:val="0"/>
+          <w:iCs w:val="0"/>
+          <w:smallCaps w:val="0"/>
+          <w:strike w:val="0"/>
+          <w:color w:val="000000"/>
+          <w:sz w:val="20"/>
+          <w:szCs w:val="20"/>
+          <w:u w:val="none"/>
+          <w:shd w:fill="auto" w:val="clear"/>
+          <w:vertAlign w:val="baseline"/>
+          <w:rtl w:val="0"/>
+        </w:rPr>
+        <w:t xml:space="preserve"> Feb 2017 </w:t>
+      </w:r>
+      <w:r>
+        <w:rPr>
+          <w:b w:val="1"/>
+          <w:bCs w:val="1"/>
+          <w:color w:val="000000"/>
+          <w:rtl w:val="0"/>
+        </w:rPr>
+        <w:t xml:space="preserve">|</w:t>
+      </w:r>
+      <w:r>
+        <w:rPr>
+          <w:b w:val="1"/>
+          <w:bCs w:val="1"/>
+          <w:i w:val="0"/>
+          <w:iCs w:val="0"/>
+          <w:smallCaps w:val="0"/>
+          <w:strike w:val="0"/>
+          <w:color w:val="000000"/>
+          <w:sz w:val="20"/>
+          <w:szCs w:val="20"/>
+          <w:u w:val="none"/>
+          <w:shd w:fill="auto" w:val="clear"/>
+          <w:vertAlign w:val="baseline"/>
+          <w:rtl w:val="0"/>
+        </w:rPr>
+        <w:t xml:space="preserve"> </w:t>
+      </w:r>
+      <w:r>
+        <w:rPr>
+          <w:b w:val="1"/>
+          <w:bCs w:val="1"/>
+          <w:i w:val="1"/>
+          <w:iCs w:val="1"/>
+          <w:sz w:val="19"/>
+          <w:szCs w:val="19"/>
+          <w:rtl w:val="0"/>
+        </w:rPr>
+        <w:t xml:space="preserve">London, UK</w:t>
+      </w:r>
+      <w:r>
+        <w:rPr>
+          <w:rtl w:val="0"/>
+        </w:rPr>
+      </w:r>
+    </w:p>
+    <w:p>
+      <w:pPr>
+        <w:keepNext w:val="0"/>
+        <w:keepLines/>
+        <w:pageBreakBefore w:val="0"/>
+        <w:widowControl w:val="1"/>
+        <w:numPr>
+          <w:ilvl w:val="0"/>
+          <w:numId w:val="1"/>
+        </w:numPr>
+        <w:pBdr>
+          <w:top w:space="0" w:sz="0" w:val="nil"/>
+          <w:left w:space="0" w:sz="0" w:val="nil"/>
+          <w:bottom w:space="0" w:sz="0" w:val="nil"/>
+          <w:right w:space="0" w:sz="0" w:val="nil"/>
+          <w:between w:space="0" w:sz="0" w:val="nil"/>
+        </w:pBdr>
+        <w:shd w:fill="auto" w:val="clear"/>
+        <w:spacing w:after="40" w:before="0" w:line="220" w:lineRule="exact"/>
+        <w:ind w:left="360" w:right="0" w:hanging="360"/>
+        <w:jc w:val="left"/>
+        <w:rPr/>
+      </w:pPr>
+      <w:r>
+        <w:rPr>
+          <w:rFonts w:ascii="Arial" w:cs="Arial" w:eastAsia="Arial" w:hAnsi="Arial"/>
+          <w:b w:val="0"/>
+          <w:bCs w:val="0"/>
+          <w:i w:val="0"/>
+          <w:iCs w:val="0"/>
+          <w:smallCaps w:val="0"/>
+          <w:strike w:val="0"/>
+          <w:color w:val="373737"/>
+          <w:sz w:val="20"/>
+          <w:szCs w:val="20"/>
+          <w:u w:val="none"/>
+          <w:shd w:fill="auto" w:val="clear"/>
+          <w:vertAlign w:val="baseline"/>
+          <w:rtl w:val="0"/>
+        </w:rPr>
+        <w:t xml:space="preserve">Led the redesign of an outdated Angular and Ruby on Rails application into a React and Rails analytics platform, enabling configurable dashboards tailored to different consumer-research datasets.</w:t>
+      </w:r>
+    </w:p>
+    <w:p>
+      <w:pPr>
+        <w:keepNext/>
+        <w:keepLines/>
+        <w:pageBreakBefore w:val="0"/>
+        <w:widowControl w:val="1"/>
+        <w:pBdr>
+          <w:top w:space="0" w:sz="0" w:val="nil"/>
+          <w:left w:space="0" w:sz="0" w:val="nil"/>
+          <w:bottom w:space="0" w:sz="0" w:val="nil"/>
+          <w:right w:space="0" w:sz="0" w:val="nil"/>
+          <w:between w:space="0" w:sz="0" w:val="nil"/>
+        </w:pBdr>
+        <w:shd w:fill="auto" w:val="clear"/>
+        <w:tabs>
+          <w:tab w:val="right" w:leader="none" w:pos="10195"/>
+        </w:tabs>
+        <w:spacing w:after="0" w:before="100" w:line="220" w:lineRule="exact"/>
+        <w:ind w:left="0" w:right="0" w:firstLine="0"/>
+        <w:jc w:val="left"/>
+        <w:rPr>
+          <w:b w:val="1"/>
+          <w:bCs w:val="1"/>
+          <w:i w:val="1"/>
+          <w:iCs w:val="1"/>
+          <w:smallCaps w:val="0"/>
+          <w:strike w:val="0"/>
+          <w:color w:val="373737"/>
+          <w:sz w:val="19"/>
+          <w:szCs w:val="19"/>
+          <w:u w:val="none"/>
+          <w:shd w:fill="auto" w:val="clear"/>
+          <w:vertAlign w:val="baseline"/>
+        </w:rPr>
+      </w:pPr>
+      <w:r>
+        <w:rPr>
           <w:rFonts w:ascii="Arial" w:cs="Arial" w:eastAsia="Arial" w:hAnsi="Arial"/>
           <w:b w:val="1"/>
           <w:bCs w:val="1"/>
@@ -866,71 +2222,149 @@
           <w:vertAlign w:val="baseline"/>
           <w:rtl w:val="0"/>
         </w:rPr>
-        <w:t xml:space="preserve">Nov 2021 - Aug 2023</w:t>
+        <w:t xml:space="preserve">Senior Software Engineer </w:t>
       </w:r>
       <w:r>
         <w:rPr>
+          <w:b w:val="1"/>
+          <w:bCs w:val="1"/>
+          <w:color w:val="000000"/>
           <w:rtl w:val="0"/>
         </w:rPr>
+        <w:t xml:space="preserve">@</w:t>
       </w:r>
-    </w:p>
-    <w:p>
-      <w:pPr>
-        <w:keepNext w:val="1"/>
-        <w:keepLines w:val="0"/>
-        <w:pageBreakBefore w:val="0"/>
-        <w:widowControl w:val="1"/>
-        <w:pBdr>
-          <w:top w:space="0" w:sz="0" w:val="nil"/>
-          <w:left w:space="0" w:sz="0" w:val="nil"/>
-          <w:bottom w:space="0" w:sz="0" w:val="nil"/>
-          <w:right w:space="0" w:sz="0" w:val="nil"/>
-          <w:between w:space="0" w:sz="0" w:val="nil"/>
-        </w:pBdr>
-        <w:shd w:fill="auto" w:val="clear"/>
-        <w:spacing w:after="40" w:before="0" w:line="276" w:lineRule="auto"/>
-        <w:ind w:left="0" w:right="0" w:firstLine="0"/>
-        <w:jc w:val="left"/>
+      <w:r>
         <w:rPr>
           <w:rFonts w:ascii="Arial" w:cs="Arial" w:eastAsia="Arial" w:hAnsi="Arial"/>
-          <w:b w:val="0"/>
-          <w:bCs w:val="0"/>
-          <w:i w:val="1"/>
-          <w:iCs w:val="1"/>
+          <w:b w:val="1"/>
+          <w:bCs w:val="1"/>
+          <w:i w:val="0"/>
+          <w:iCs w:val="0"/>
           <w:smallCaps w:val="0"/>
           <w:strike w:val="0"/>
-          <w:color w:val="373737"/>
-          <w:sz w:val="19"/>
-          <w:szCs w:val="19"/>
-          <w:u w:val="none"/>
-          <w:shd w:fill="auto" w:val="clear"/>
-          <w:vertAlign w:val="baseline"/>
-        </w:rPr>
-      </w:pPr>
-      <w:r>
-        <w:rPr>
-          <w:rFonts w:ascii="Arial" w:cs="Arial" w:eastAsia="Arial" w:hAnsi="Arial"/>
-          <w:b w:val="0"/>
-          <w:bCs w:val="0"/>
-          <w:i w:val="1"/>
-          <w:iCs w:val="1"/>
-          <w:smallCaps w:val="0"/>
-          <w:strike w:val="0"/>
-          <w:color w:val="373737"/>
-          <w:sz w:val="19"/>
-          <w:szCs w:val="19"/>
+          <w:color w:val="000000"/>
+          <w:sz w:val="20"/>
+          <w:szCs w:val="20"/>
           <w:u w:val="none"/>
           <w:shd w:fill="auto" w:val="clear"/>
           <w:vertAlign w:val="baseline"/>
           <w:rtl w:val="0"/>
         </w:rPr>
+        <w:t xml:space="preserve"> Linkedcare</w:t>
+      </w:r>
+      <w:r>
+        <w:rPr>
+          <w:rFonts w:ascii="Arial" w:cs="Arial" w:eastAsia="Arial" w:hAnsi="Arial"/>
+          <w:b w:val="0"/>
+          <w:bCs w:val="0"/>
+          <w:i w:val="0"/>
+          <w:iCs w:val="0"/>
+          <w:smallCaps w:val="0"/>
+          <w:strike w:val="0"/>
+          <w:color w:val="000000"/>
+          <w:sz w:val="20"/>
+          <w:szCs w:val="20"/>
+          <w:u w:val="none"/>
+          <w:shd w:fill="auto" w:val="clear"/>
+          <w:vertAlign w:val="baseline"/>
+          <w:rtl w:val="0"/>
+        </w:rPr>
+        <w:tab/>
+      </w:r>
+      <w:r>
+        <w:rPr>
+          <w:b w:val="1"/>
+          <w:bCs w:val="1"/>
+          <w:i w:val="0"/>
+          <w:iCs w:val="0"/>
+          <w:smallCaps w:val="0"/>
+          <w:strike w:val="0"/>
+          <w:color w:val="000000"/>
+          <w:sz w:val="20"/>
+          <w:szCs w:val="20"/>
+          <w:u w:val="none"/>
+          <w:shd w:fill="auto" w:val="clear"/>
+          <w:vertAlign w:val="baseline"/>
+          <w:rtl w:val="0"/>
+        </w:rPr>
+        <w:t xml:space="preserve">Jan 2013 </w:t>
+      </w:r>
+      <w:r>
+        <w:rPr>
+          <w:b w:val="1"/>
+          <w:bCs w:val="1"/>
+          <w:color w:val="000000"/>
+          <w:rtl w:val="0"/>
+        </w:rPr>
+        <w:t xml:space="preserve">~</w:t>
+      </w:r>
+      <w:r>
+        <w:rPr>
+          <w:b w:val="1"/>
+          <w:bCs w:val="1"/>
+          <w:i w:val="0"/>
+          <w:iCs w:val="0"/>
+          <w:smallCaps w:val="0"/>
+          <w:strike w:val="0"/>
+          <w:color w:val="000000"/>
+          <w:sz w:val="20"/>
+          <w:szCs w:val="20"/>
+          <w:u w:val="none"/>
+          <w:shd w:fill="auto" w:val="clear"/>
+          <w:vertAlign w:val="baseline"/>
+          <w:rtl w:val="0"/>
+        </w:rPr>
+        <w:t xml:space="preserve"> Feb 2016 </w:t>
+      </w:r>
+      <w:r>
+        <w:rPr>
+          <w:b w:val="1"/>
+          <w:bCs w:val="1"/>
+          <w:color w:val="000000"/>
+          <w:rtl w:val="0"/>
+        </w:rPr>
+        <w:t xml:space="preserve">|</w:t>
+      </w:r>
+      <w:r>
+        <w:rPr>
+          <w:b w:val="1"/>
+          <w:bCs w:val="1"/>
+          <w:i w:val="0"/>
+          <w:iCs w:val="0"/>
+          <w:smallCaps w:val="0"/>
+          <w:strike w:val="0"/>
+          <w:color w:val="000000"/>
+          <w:sz w:val="20"/>
+          <w:szCs w:val="20"/>
+          <w:u w:val="none"/>
+          <w:shd w:fill="auto" w:val="clear"/>
+          <w:vertAlign w:val="baseline"/>
+          <w:rtl w:val="0"/>
+        </w:rPr>
+        <w:t xml:space="preserve"> </w:t>
+      </w:r>
+      <w:r>
+        <w:rPr>
+          <w:b w:val="1"/>
+          <w:bCs w:val="1"/>
+          <w:i w:val="1"/>
+          <w:iCs w:val="1"/>
+          <w:sz w:val="19"/>
+          <w:szCs w:val="19"/>
+          <w:rtl w:val="0"/>
+        </w:rPr>
         <w:t xml:space="preserve">Lisbon, Portugal</w:t>
+      </w:r>
+      <w:r>
+        <w:rPr>
+          <w:rtl w:val="0"/>
+        </w:rPr>
       </w:r>
     </w:p>
     <w:p>
       <w:pPr>
         <w:keepNext w:val="0"/>
-        <w:keepLines w:val="0"/>
+        <w:keepLines/>
         <w:pageBreakBefore w:val="0"/>
         <w:widowControl w:val="1"/>
         <w:numPr>
@@ -945,7 +2379,7 @@
           <w:between w:space="0" w:sz="0" w:val="nil"/>
         </w:pBdr>
         <w:shd w:fill="auto" w:val="clear"/>
-        <w:spacing w:after="0" w:before="0" w:line="245" w:lineRule="auto"/>
+        <w:spacing w:after="40" w:before="0" w:line="220" w:lineRule="exact"/>
         <w:ind w:left="360" w:right="0" w:hanging="360"/>
         <w:jc w:val="left"/>
         <w:rPr/>
@@ -967,1153 +2401,6 @@
           <w:vertAlign w:val="baseline"/>
           <w:rtl w:val="0"/>
         </w:rPr>
-        <w:t xml:space="preserve">Contributed full-stack development to ADVARRA’s CIRBI research-review platform as a Lisbon Nearshore contractor, working across a Ruby on Rails API and Vue.js front-end for research submissions, review-board workflows, and document handling.</w:t>
-      </w:r>
-    </w:p>
-    <w:p>
-      <w:pPr>
-        <w:keepNext w:val="0"/>
-        <w:keepLines w:val="0"/>
-        <w:pageBreakBefore w:val="0"/>
-        <w:widowControl w:val="1"/>
-        <w:numPr>
-          <w:ilvl w:val="0"/>
-          <w:numId w:val="1"/>
-        </w:numPr>
-        <w:pBdr>
-          <w:top w:space="0" w:sz="0" w:val="nil"/>
-          <w:left w:space="0" w:sz="0" w:val="nil"/>
-          <w:bottom w:space="0" w:sz="0" w:val="nil"/>
-          <w:right w:space="0" w:sz="0" w:val="nil"/>
-          <w:between w:space="0" w:sz="0" w:val="nil"/>
-        </w:pBdr>
-        <w:shd w:fill="auto" w:val="clear"/>
-        <w:spacing w:after="40" w:before="0" w:line="245" w:lineRule="auto"/>
-        <w:ind w:left="360" w:right="0" w:hanging="360"/>
-        <w:jc w:val="left"/>
-        <w:rPr/>
-      </w:pPr>
-      <w:r>
-        <w:rPr>
-          <w:rFonts w:ascii="Arial" w:cs="Arial" w:eastAsia="Arial" w:hAnsi="Arial"/>
-          <w:b w:val="0"/>
-          <w:bCs w:val="0"/>
-          <w:i w:val="0"/>
-          <w:iCs w:val="0"/>
-          <w:smallCaps w:val="0"/>
-          <w:strike w:val="0"/>
-          <w:color w:val="373737"/>
-          <w:sz w:val="20"/>
-          <w:szCs w:val="20"/>
-          <w:u w:val="none"/>
-          <w:shd w:fill="auto" w:val="clear"/>
-          <w:vertAlign w:val="baseline"/>
-          <w:rtl w:val="0"/>
-        </w:rPr>
-        <w:t xml:space="preserve">Worked in a system with role-based permissions, versioned submissions, and audit reporting, backed by PostgreSQL, Redis, and Sidekiq, with Minitest and Jest test suites.</w:t>
-      </w:r>
-    </w:p>
-    <w:p>
-      <w:pPr>
-        <w:keepNext w:val="1"/>
-        <w:keepLines w:val="0"/>
-        <w:pageBreakBefore w:val="0"/>
-        <w:widowControl w:val="1"/>
-        <w:pBdr>
-          <w:top w:space="0" w:sz="0" w:val="nil"/>
-          <w:left w:space="0" w:sz="0" w:val="nil"/>
-          <w:bottom w:space="0" w:sz="0" w:val="nil"/>
-          <w:right w:space="0" w:sz="0" w:val="nil"/>
-          <w:between w:space="0" w:sz="0" w:val="nil"/>
-        </w:pBdr>
-        <w:shd w:fill="auto" w:val="clear"/>
-        <w:tabs>
-          <w:tab w:val="right" w:leader="none" w:pos="10195"/>
-        </w:tabs>
-        <w:spacing w:after="0" w:before="100" w:line="276" w:lineRule="auto"/>
-        <w:ind w:left="0" w:right="0" w:firstLine="0"/>
-        <w:jc w:val="left"/>
-        <w:rPr>
-          <w:rFonts w:ascii="Arial" w:cs="Arial" w:eastAsia="Arial" w:hAnsi="Arial"/>
-          <w:b w:val="0"/>
-          <w:bCs w:val="0"/>
-          <w:i w:val="0"/>
-          <w:iCs w:val="0"/>
-          <w:smallCaps w:val="0"/>
-          <w:strike w:val="0"/>
-          <w:color w:val="000000"/>
-          <w:sz w:val="20"/>
-          <w:szCs w:val="20"/>
-          <w:u w:val="none"/>
-          <w:shd w:fill="auto" w:val="clear"/>
-          <w:vertAlign w:val="baseline"/>
-        </w:rPr>
-      </w:pPr>
-      <w:r>
-        <w:rPr>
-          <w:rFonts w:ascii="Arial" w:cs="Arial" w:eastAsia="Arial" w:hAnsi="Arial"/>
-          <w:b w:val="1"/>
-          <w:bCs w:val="1"/>
-          <w:i w:val="0"/>
-          <w:iCs w:val="0"/>
-          <w:smallCaps w:val="0"/>
-          <w:strike w:val="0"/>
-          <w:color w:val="000000"/>
-          <w:sz w:val="20"/>
-          <w:szCs w:val="20"/>
-          <w:u w:val="none"/>
-          <w:shd w:fill="auto" w:val="clear"/>
-          <w:vertAlign w:val="baseline"/>
-          <w:rtl w:val="0"/>
-        </w:rPr>
-        <w:t xml:space="preserve">Founder / Builder | Browz, FitFans and TrainerX</w:t>
-      </w:r>
-      <w:r>
-        <w:rPr>
-          <w:rFonts w:ascii="Arial" w:cs="Arial" w:eastAsia="Arial" w:hAnsi="Arial"/>
-          <w:b w:val="0"/>
-          <w:bCs w:val="0"/>
-          <w:i w:val="0"/>
-          <w:iCs w:val="0"/>
-          <w:smallCaps w:val="0"/>
-          <w:strike w:val="0"/>
-          <w:color w:val="000000"/>
-          <w:sz w:val="20"/>
-          <w:szCs w:val="20"/>
-          <w:u w:val="none"/>
-          <w:shd w:fill="auto" w:val="clear"/>
-          <w:vertAlign w:val="baseline"/>
-          <w:rtl w:val="0"/>
-        </w:rPr>
-        <w:tab/>
-      </w:r>
-      <w:r>
-        <w:rPr>
-          <w:rFonts w:ascii="Arial" w:cs="Arial" w:eastAsia="Arial" w:hAnsi="Arial"/>
-          <w:b w:val="1"/>
-          <w:bCs w:val="1"/>
-          <w:i w:val="0"/>
-          <w:iCs w:val="0"/>
-          <w:smallCaps w:val="0"/>
-          <w:strike w:val="0"/>
-          <w:color w:val="000000"/>
-          <w:sz w:val="20"/>
-          <w:szCs w:val="20"/>
-          <w:u w:val="none"/>
-          <w:shd w:fill="auto" w:val="clear"/>
-          <w:vertAlign w:val="baseline"/>
-          <w:rtl w:val="0"/>
-        </w:rPr>
-        <w:t xml:space="preserve">Dec 2020 - Dec 2023</w:t>
-      </w:r>
-      <w:r>
-        <w:rPr>
-          <w:rtl w:val="0"/>
-        </w:rPr>
-      </w:r>
-    </w:p>
-    <w:p>
-      <w:pPr>
-        <w:keepNext w:val="1"/>
-        <w:keepLines w:val="0"/>
-        <w:pageBreakBefore w:val="0"/>
-        <w:widowControl w:val="1"/>
-        <w:pBdr>
-          <w:top w:space="0" w:sz="0" w:val="nil"/>
-          <w:left w:space="0" w:sz="0" w:val="nil"/>
-          <w:bottom w:space="0" w:sz="0" w:val="nil"/>
-          <w:right w:space="0" w:sz="0" w:val="nil"/>
-          <w:between w:space="0" w:sz="0" w:val="nil"/>
-        </w:pBdr>
-        <w:shd w:fill="auto" w:val="clear"/>
-        <w:spacing w:after="40" w:before="0" w:line="276" w:lineRule="auto"/>
-        <w:ind w:left="0" w:right="0" w:firstLine="0"/>
-        <w:jc w:val="left"/>
-        <w:rPr>
-          <w:rFonts w:ascii="Arial" w:cs="Arial" w:eastAsia="Arial" w:hAnsi="Arial"/>
-          <w:b w:val="0"/>
-          <w:bCs w:val="0"/>
-          <w:i w:val="1"/>
-          <w:iCs w:val="1"/>
-          <w:smallCaps w:val="0"/>
-          <w:strike w:val="0"/>
-          <w:color w:val="373737"/>
-          <w:sz w:val="19"/>
-          <w:szCs w:val="19"/>
-          <w:u w:val="none"/>
-          <w:shd w:fill="auto" w:val="clear"/>
-          <w:vertAlign w:val="baseline"/>
-        </w:rPr>
-      </w:pPr>
-      <w:r>
-        <w:rPr>
-          <w:rFonts w:ascii="Arial" w:cs="Arial" w:eastAsia="Arial" w:hAnsi="Arial"/>
-          <w:b w:val="0"/>
-          <w:bCs w:val="0"/>
-          <w:i w:val="1"/>
-          <w:iCs w:val="1"/>
-          <w:smallCaps w:val="0"/>
-          <w:strike w:val="0"/>
-          <w:color w:val="373737"/>
-          <w:sz w:val="19"/>
-          <w:szCs w:val="19"/>
-          <w:u w:val="none"/>
-          <w:shd w:fill="auto" w:val="clear"/>
-          <w:vertAlign w:val="baseline"/>
-          <w:rtl w:val="0"/>
-        </w:rPr>
-        <w:t xml:space="preserve">Tokyo, Japan and Lisbon, Portugal</w:t>
-      </w:r>
-    </w:p>
-    <w:p>
-      <w:pPr>
-        <w:keepNext w:val="0"/>
-        <w:keepLines w:val="0"/>
-        <w:pageBreakBefore w:val="0"/>
-        <w:widowControl w:val="1"/>
-        <w:numPr>
-          <w:ilvl w:val="0"/>
-          <w:numId w:val="1"/>
-        </w:numPr>
-        <w:pBdr>
-          <w:top w:space="0" w:sz="0" w:val="nil"/>
-          <w:left w:space="0" w:sz="0" w:val="nil"/>
-          <w:bottom w:space="0" w:sz="0" w:val="nil"/>
-          <w:right w:space="0" w:sz="0" w:val="nil"/>
-          <w:between w:space="0" w:sz="0" w:val="nil"/>
-        </w:pBdr>
-        <w:shd w:fill="auto" w:val="clear"/>
-        <w:spacing w:after="40" w:before="0" w:line="245" w:lineRule="auto"/>
-        <w:ind w:left="360" w:right="0" w:hanging="360"/>
-        <w:jc w:val="left"/>
-        <w:rPr/>
-      </w:pPr>
-      <w:r>
-        <w:rPr>
-          <w:rFonts w:ascii="Arial" w:cs="Arial" w:eastAsia="Arial" w:hAnsi="Arial"/>
-          <w:b w:val="0"/>
-          <w:bCs w:val="0"/>
-          <w:i w:val="0"/>
-          <w:iCs w:val="0"/>
-          <w:smallCaps w:val="0"/>
-          <w:strike w:val="0"/>
-          <w:color w:val="373737"/>
-          <w:sz w:val="20"/>
-          <w:szCs w:val="20"/>
-          <w:u w:val="none"/>
-          <w:shd w:fill="auto" w:val="clear"/>
-          <w:vertAlign w:val="baseline"/>
-          <w:rtl w:val="0"/>
-        </w:rPr>
-        <w:t xml:space="preserve">Co-built mobile products with two partners, contributing across front-end and back-end development, testing, DevOps, and architecture while balancing scalability, operating cost, and product maturity.</w:t>
-      </w:r>
-    </w:p>
-    <w:p>
-      <w:pPr>
-        <w:keepNext w:val="1"/>
-        <w:keepLines w:val="0"/>
-        <w:pageBreakBefore w:val="0"/>
-        <w:widowControl w:val="1"/>
-        <w:pBdr>
-          <w:top w:space="0" w:sz="0" w:val="nil"/>
-          <w:left w:space="0" w:sz="0" w:val="nil"/>
-          <w:bottom w:space="0" w:sz="0" w:val="nil"/>
-          <w:right w:space="0" w:sz="0" w:val="nil"/>
-          <w:between w:space="0" w:sz="0" w:val="nil"/>
-        </w:pBdr>
-        <w:shd w:fill="auto" w:val="clear"/>
-        <w:tabs>
-          <w:tab w:val="right" w:leader="none" w:pos="10195"/>
-        </w:tabs>
-        <w:spacing w:after="0" w:before="100" w:line="276" w:lineRule="auto"/>
-        <w:ind w:left="0" w:right="0" w:firstLine="0"/>
-        <w:jc w:val="left"/>
-        <w:rPr>
-          <w:rFonts w:ascii="Arial" w:cs="Arial" w:eastAsia="Arial" w:hAnsi="Arial"/>
-          <w:b w:val="0"/>
-          <w:bCs w:val="0"/>
-          <w:i w:val="0"/>
-          <w:iCs w:val="0"/>
-          <w:smallCaps w:val="0"/>
-          <w:strike w:val="0"/>
-          <w:color w:val="000000"/>
-          <w:sz w:val="20"/>
-          <w:szCs w:val="20"/>
-          <w:u w:val="none"/>
-          <w:shd w:fill="auto" w:val="clear"/>
-          <w:vertAlign w:val="baseline"/>
-        </w:rPr>
-      </w:pPr>
-      <w:r>
-        <w:rPr>
-          <w:rFonts w:ascii="Arial" w:cs="Arial" w:eastAsia="Arial" w:hAnsi="Arial"/>
-          <w:b w:val="1"/>
-          <w:bCs w:val="1"/>
-          <w:i w:val="0"/>
-          <w:iCs w:val="0"/>
-          <w:smallCaps w:val="0"/>
-          <w:strike w:val="0"/>
-          <w:color w:val="000000"/>
-          <w:sz w:val="20"/>
-          <w:szCs w:val="20"/>
-          <w:u w:val="none"/>
-          <w:shd w:fill="auto" w:val="clear"/>
-          <w:vertAlign w:val="baseline"/>
-          <w:rtl w:val="0"/>
-        </w:rPr>
-        <w:t xml:space="preserve">Senior Software Engineer | Streetbees</w:t>
-      </w:r>
-      <w:r>
-        <w:rPr>
-          <w:rFonts w:ascii="Arial" w:cs="Arial" w:eastAsia="Arial" w:hAnsi="Arial"/>
-          <w:b w:val="0"/>
-          <w:bCs w:val="0"/>
-          <w:i w:val="0"/>
-          <w:iCs w:val="0"/>
-          <w:smallCaps w:val="0"/>
-          <w:strike w:val="0"/>
-          <w:color w:val="000000"/>
-          <w:sz w:val="20"/>
-          <w:szCs w:val="20"/>
-          <w:u w:val="none"/>
-          <w:shd w:fill="auto" w:val="clear"/>
-          <w:vertAlign w:val="baseline"/>
-          <w:rtl w:val="0"/>
-        </w:rPr>
-        <w:tab/>
-      </w:r>
-      <w:r>
-        <w:rPr>
-          <w:rFonts w:ascii="Arial" w:cs="Arial" w:eastAsia="Arial" w:hAnsi="Arial"/>
-          <w:b w:val="1"/>
-          <w:bCs w:val="1"/>
-          <w:i w:val="0"/>
-          <w:iCs w:val="0"/>
-          <w:smallCaps w:val="0"/>
-          <w:strike w:val="0"/>
-          <w:color w:val="000000"/>
-          <w:sz w:val="20"/>
-          <w:szCs w:val="20"/>
-          <w:u w:val="none"/>
-          <w:shd w:fill="auto" w:val="clear"/>
-          <w:vertAlign w:val="baseline"/>
-          <w:rtl w:val="0"/>
-        </w:rPr>
-        <w:t xml:space="preserve">Dec 2018 - Dec 2020</w:t>
-      </w:r>
-      <w:r>
-        <w:rPr>
-          <w:rtl w:val="0"/>
-        </w:rPr>
-      </w:r>
-    </w:p>
-    <w:p>
-      <w:pPr>
-        <w:keepNext w:val="1"/>
-        <w:keepLines w:val="0"/>
-        <w:pageBreakBefore w:val="0"/>
-        <w:widowControl w:val="1"/>
-        <w:pBdr>
-          <w:top w:space="0" w:sz="0" w:val="nil"/>
-          <w:left w:space="0" w:sz="0" w:val="nil"/>
-          <w:bottom w:space="0" w:sz="0" w:val="nil"/>
-          <w:right w:space="0" w:sz="0" w:val="nil"/>
-          <w:between w:space="0" w:sz="0" w:val="nil"/>
-        </w:pBdr>
-        <w:shd w:fill="auto" w:val="clear"/>
-        <w:spacing w:after="40" w:before="0" w:line="276" w:lineRule="auto"/>
-        <w:ind w:left="0" w:right="0" w:firstLine="0"/>
-        <w:jc w:val="left"/>
-        <w:rPr>
-          <w:rFonts w:ascii="Arial" w:cs="Arial" w:eastAsia="Arial" w:hAnsi="Arial"/>
-          <w:b w:val="0"/>
-          <w:bCs w:val="0"/>
-          <w:i w:val="1"/>
-          <w:iCs w:val="1"/>
-          <w:smallCaps w:val="0"/>
-          <w:strike w:val="0"/>
-          <w:color w:val="373737"/>
-          <w:sz w:val="19"/>
-          <w:szCs w:val="19"/>
-          <w:u w:val="none"/>
-          <w:shd w:fill="auto" w:val="clear"/>
-          <w:vertAlign w:val="baseline"/>
-        </w:rPr>
-      </w:pPr>
-      <w:r>
-        <w:rPr>
-          <w:rFonts w:ascii="Arial" w:cs="Arial" w:eastAsia="Arial" w:hAnsi="Arial"/>
-          <w:b w:val="0"/>
-          <w:bCs w:val="0"/>
-          <w:i w:val="1"/>
-          <w:iCs w:val="1"/>
-          <w:smallCaps w:val="0"/>
-          <w:strike w:val="0"/>
-          <w:color w:val="373737"/>
-          <w:sz w:val="19"/>
-          <w:szCs w:val="19"/>
-          <w:u w:val="none"/>
-          <w:shd w:fill="auto" w:val="clear"/>
-          <w:vertAlign w:val="baseline"/>
-          <w:rtl w:val="0"/>
-        </w:rPr>
-        <w:t xml:space="preserve">Lisbon, Portugal</w:t>
-      </w:r>
-    </w:p>
-    <w:p>
-      <w:pPr>
-        <w:keepNext w:val="0"/>
-        <w:keepLines w:val="0"/>
-        <w:pageBreakBefore w:val="0"/>
-        <w:widowControl w:val="1"/>
-        <w:numPr>
-          <w:ilvl w:val="0"/>
-          <w:numId w:val="1"/>
-        </w:numPr>
-        <w:pBdr>
-          <w:top w:space="0" w:sz="0" w:val="nil"/>
-          <w:left w:space="0" w:sz="0" w:val="nil"/>
-          <w:bottom w:space="0" w:sz="0" w:val="nil"/>
-          <w:right w:space="0" w:sz="0" w:val="nil"/>
-          <w:between w:space="0" w:sz="0" w:val="nil"/>
-        </w:pBdr>
-        <w:shd w:fill="auto" w:val="clear"/>
-        <w:spacing w:after="0" w:before="0" w:line="245" w:lineRule="auto"/>
-        <w:ind w:left="360" w:right="0" w:hanging="360"/>
-        <w:jc w:val="left"/>
-        <w:rPr/>
-      </w:pPr>
-      <w:r>
-        <w:rPr>
-          <w:rFonts w:ascii="Arial" w:cs="Arial" w:eastAsia="Arial" w:hAnsi="Arial"/>
-          <w:b w:val="0"/>
-          <w:bCs w:val="0"/>
-          <w:i w:val="0"/>
-          <w:iCs w:val="0"/>
-          <w:smallCaps w:val="0"/>
-          <w:strike w:val="0"/>
-          <w:color w:val="373737"/>
-          <w:sz w:val="20"/>
-          <w:szCs w:val="20"/>
-          <w:u w:val="none"/>
-          <w:shd w:fill="auto" w:val="clear"/>
-          <w:vertAlign w:val="baseline"/>
-          <w:rtl w:val="0"/>
-        </w:rPr>
-        <w:t xml:space="preserve">Delivered new product work and maintained systems I had helped build during my earlier tenure in 2016–2017.</w:t>
-      </w:r>
-    </w:p>
-    <w:p>
-      <w:pPr>
-        <w:keepNext w:val="0"/>
-        <w:keepLines w:val="0"/>
-        <w:pageBreakBefore w:val="0"/>
-        <w:widowControl w:val="1"/>
-        <w:numPr>
-          <w:ilvl w:val="0"/>
-          <w:numId w:val="1"/>
-        </w:numPr>
-        <w:pBdr>
-          <w:top w:space="0" w:sz="0" w:val="nil"/>
-          <w:left w:space="0" w:sz="0" w:val="nil"/>
-          <w:bottom w:space="0" w:sz="0" w:val="nil"/>
-          <w:right w:space="0" w:sz="0" w:val="nil"/>
-          <w:between w:space="0" w:sz="0" w:val="nil"/>
-        </w:pBdr>
-        <w:shd w:fill="auto" w:val="clear"/>
-        <w:spacing w:after="40" w:before="0" w:line="245" w:lineRule="auto"/>
-        <w:ind w:left="360" w:right="0" w:hanging="360"/>
-        <w:jc w:val="left"/>
-        <w:rPr/>
-      </w:pPr>
-      <w:r>
-        <w:rPr>
-          <w:rFonts w:ascii="Arial" w:cs="Arial" w:eastAsia="Arial" w:hAnsi="Arial"/>
-          <w:b w:val="0"/>
-          <w:bCs w:val="0"/>
-          <w:i w:val="0"/>
-          <w:iCs w:val="0"/>
-          <w:smallCaps w:val="0"/>
-          <w:strike w:val="0"/>
-          <w:color w:val="373737"/>
-          <w:sz w:val="20"/>
-          <w:szCs w:val="20"/>
-          <w:u w:val="none"/>
-          <w:shd w:fill="auto" w:val="clear"/>
-          <w:vertAlign w:val="baseline"/>
-          <w:rtl w:val="0"/>
-        </w:rPr>
-        <w:t xml:space="preserve">Worked in a platform supporting real-time research quota updates and external collaborators’ answer-annotation workflows, with automated annotation API integration, background processing, and direct uploads to AWS using presigned URLs.</w:t>
-      </w:r>
-    </w:p>
-    <w:p>
-      <w:pPr>
-        <w:keepNext w:val="1"/>
-        <w:keepLines w:val="0"/>
-        <w:pageBreakBefore w:val="0"/>
-        <w:widowControl w:val="1"/>
-        <w:pBdr>
-          <w:top w:space="0" w:sz="0" w:val="nil"/>
-          <w:left w:space="0" w:sz="0" w:val="nil"/>
-          <w:bottom w:space="0" w:sz="0" w:val="nil"/>
-          <w:right w:space="0" w:sz="0" w:val="nil"/>
-          <w:between w:space="0" w:sz="0" w:val="nil"/>
-        </w:pBdr>
-        <w:shd w:fill="auto" w:val="clear"/>
-        <w:tabs>
-          <w:tab w:val="right" w:leader="none" w:pos="10195"/>
-        </w:tabs>
-        <w:spacing w:after="0" w:before="100" w:line="276" w:lineRule="auto"/>
-        <w:ind w:left="0" w:right="0" w:firstLine="0"/>
-        <w:jc w:val="left"/>
-        <w:rPr>
-          <w:rFonts w:ascii="Arial" w:cs="Arial" w:eastAsia="Arial" w:hAnsi="Arial"/>
-          <w:b w:val="0"/>
-          <w:bCs w:val="0"/>
-          <w:i w:val="0"/>
-          <w:iCs w:val="0"/>
-          <w:smallCaps w:val="0"/>
-          <w:strike w:val="0"/>
-          <w:color w:val="000000"/>
-          <w:sz w:val="20"/>
-          <w:szCs w:val="20"/>
-          <w:u w:val="none"/>
-          <w:shd w:fill="auto" w:val="clear"/>
-          <w:vertAlign w:val="baseline"/>
-        </w:rPr>
-      </w:pPr>
-      <w:r>
-        <w:rPr>
-          <w:rFonts w:ascii="Arial" w:cs="Arial" w:eastAsia="Arial" w:hAnsi="Arial"/>
-          <w:b w:val="1"/>
-          <w:bCs w:val="1"/>
-          <w:i w:val="0"/>
-          <w:iCs w:val="0"/>
-          <w:smallCaps w:val="0"/>
-          <w:strike w:val="0"/>
-          <w:color w:val="000000"/>
-          <w:sz w:val="20"/>
-          <w:szCs w:val="20"/>
-          <w:u w:val="none"/>
-          <w:shd w:fill="auto" w:val="clear"/>
-          <w:vertAlign w:val="baseline"/>
-          <w:rtl w:val="0"/>
-        </w:rPr>
-        <w:t xml:space="preserve">Chief Technology Officer | Zens</w:t>
-      </w:r>
-      <w:r>
-        <w:rPr>
-          <w:rFonts w:ascii="Arial" w:cs="Arial" w:eastAsia="Arial" w:hAnsi="Arial"/>
-          <w:b w:val="0"/>
-          <w:bCs w:val="0"/>
-          <w:i w:val="0"/>
-          <w:iCs w:val="0"/>
-          <w:smallCaps w:val="0"/>
-          <w:strike w:val="0"/>
-          <w:color w:val="000000"/>
-          <w:sz w:val="20"/>
-          <w:szCs w:val="20"/>
-          <w:u w:val="none"/>
-          <w:shd w:fill="auto" w:val="clear"/>
-          <w:vertAlign w:val="baseline"/>
-          <w:rtl w:val="0"/>
-        </w:rPr>
-        <w:tab/>
-      </w:r>
-      <w:r>
-        <w:rPr>
-          <w:rFonts w:ascii="Arial" w:cs="Arial" w:eastAsia="Arial" w:hAnsi="Arial"/>
-          <w:b w:val="1"/>
-          <w:bCs w:val="1"/>
-          <w:i w:val="0"/>
-          <w:iCs w:val="0"/>
-          <w:smallCaps w:val="0"/>
-          <w:strike w:val="0"/>
-          <w:color w:val="000000"/>
-          <w:sz w:val="20"/>
-          <w:szCs w:val="20"/>
-          <w:u w:val="none"/>
-          <w:shd w:fill="auto" w:val="clear"/>
-          <w:vertAlign w:val="baseline"/>
-          <w:rtl w:val="0"/>
-        </w:rPr>
-        <w:t xml:space="preserve">Jan 2018 - Jul 2018</w:t>
-      </w:r>
-      <w:r>
-        <w:rPr>
-          <w:rtl w:val="0"/>
-        </w:rPr>
-      </w:r>
-    </w:p>
-    <w:p>
-      <w:pPr>
-        <w:keepNext w:val="1"/>
-        <w:keepLines w:val="0"/>
-        <w:pageBreakBefore w:val="0"/>
-        <w:widowControl w:val="1"/>
-        <w:pBdr>
-          <w:top w:space="0" w:sz="0" w:val="nil"/>
-          <w:left w:space="0" w:sz="0" w:val="nil"/>
-          <w:bottom w:space="0" w:sz="0" w:val="nil"/>
-          <w:right w:space="0" w:sz="0" w:val="nil"/>
-          <w:between w:space="0" w:sz="0" w:val="nil"/>
-        </w:pBdr>
-        <w:shd w:fill="auto" w:val="clear"/>
-        <w:spacing w:after="40" w:before="0" w:line="276" w:lineRule="auto"/>
-        <w:ind w:left="0" w:right="0" w:firstLine="0"/>
-        <w:jc w:val="left"/>
-        <w:rPr>
-          <w:rFonts w:ascii="Arial" w:cs="Arial" w:eastAsia="Arial" w:hAnsi="Arial"/>
-          <w:b w:val="0"/>
-          <w:bCs w:val="0"/>
-          <w:i w:val="1"/>
-          <w:iCs w:val="1"/>
-          <w:smallCaps w:val="0"/>
-          <w:strike w:val="0"/>
-          <w:color w:val="373737"/>
-          <w:sz w:val="19"/>
-          <w:szCs w:val="19"/>
-          <w:u w:val="none"/>
-          <w:shd w:fill="auto" w:val="clear"/>
-          <w:vertAlign w:val="baseline"/>
-        </w:rPr>
-      </w:pPr>
-      <w:r>
-        <w:rPr>
-          <w:rFonts w:ascii="Arial" w:cs="Arial" w:eastAsia="Arial" w:hAnsi="Arial"/>
-          <w:b w:val="0"/>
-          <w:bCs w:val="0"/>
-          <w:i w:val="1"/>
-          <w:iCs w:val="1"/>
-          <w:smallCaps w:val="0"/>
-          <w:strike w:val="0"/>
-          <w:color w:val="373737"/>
-          <w:sz w:val="19"/>
-          <w:szCs w:val="19"/>
-          <w:u w:val="none"/>
-          <w:shd w:fill="auto" w:val="clear"/>
-          <w:vertAlign w:val="baseline"/>
-          <w:rtl w:val="0"/>
-        </w:rPr>
-        <w:t xml:space="preserve">Tokyo, Japan</w:t>
-      </w:r>
-    </w:p>
-    <w:p>
-      <w:pPr>
-        <w:keepNext w:val="0"/>
-        <w:keepLines w:val="0"/>
-        <w:pageBreakBefore w:val="0"/>
-        <w:widowControl w:val="1"/>
-        <w:numPr>
-          <w:ilvl w:val="0"/>
-          <w:numId w:val="1"/>
-        </w:numPr>
-        <w:pBdr>
-          <w:top w:space="0" w:sz="0" w:val="nil"/>
-          <w:left w:space="0" w:sz="0" w:val="nil"/>
-          <w:bottom w:space="0" w:sz="0" w:val="nil"/>
-          <w:right w:space="0" w:sz="0" w:val="nil"/>
-          <w:between w:space="0" w:sz="0" w:val="nil"/>
-        </w:pBdr>
-        <w:shd w:fill="auto" w:val="clear"/>
-        <w:spacing w:after="0" w:before="0" w:line="245" w:lineRule="auto"/>
-        <w:ind w:left="360" w:right="0" w:hanging="360"/>
-        <w:jc w:val="left"/>
-        <w:rPr/>
-      </w:pPr>
-      <w:r>
-        <w:rPr>
-          <w:rFonts w:ascii="Arial" w:cs="Arial" w:eastAsia="Arial" w:hAnsi="Arial"/>
-          <w:b w:val="0"/>
-          <w:bCs w:val="0"/>
-          <w:i w:val="0"/>
-          <w:iCs w:val="0"/>
-          <w:smallCaps w:val="0"/>
-          <w:strike w:val="0"/>
-          <w:color w:val="373737"/>
-          <w:sz w:val="20"/>
-          <w:szCs w:val="20"/>
-          <w:u w:val="none"/>
-          <w:shd w:fill="auto" w:val="clear"/>
-          <w:vertAlign w:val="baseline"/>
-          <w:rtl w:val="0"/>
-        </w:rPr>
-        <w:t xml:space="preserve">Established Scrum practices that helped internal and remote teams work together, facilitating daily stand-ups, retrospectives, and sprint planning.</w:t>
-      </w:r>
-    </w:p>
-    <w:p>
-      <w:pPr>
-        <w:keepNext w:val="0"/>
-        <w:keepLines w:val="0"/>
-        <w:pageBreakBefore w:val="0"/>
-        <w:widowControl w:val="1"/>
-        <w:numPr>
-          <w:ilvl w:val="0"/>
-          <w:numId w:val="1"/>
-        </w:numPr>
-        <w:pBdr>
-          <w:top w:space="0" w:sz="0" w:val="nil"/>
-          <w:left w:space="0" w:sz="0" w:val="nil"/>
-          <w:bottom w:space="0" w:sz="0" w:val="nil"/>
-          <w:right w:space="0" w:sz="0" w:val="nil"/>
-          <w:between w:space="0" w:sz="0" w:val="nil"/>
-        </w:pBdr>
-        <w:shd w:fill="auto" w:val="clear"/>
-        <w:spacing w:after="0" w:before="0" w:line="245" w:lineRule="auto"/>
-        <w:ind w:left="360" w:right="0" w:hanging="360"/>
-        <w:jc w:val="left"/>
-        <w:rPr/>
-      </w:pPr>
-      <w:r>
-        <w:rPr>
-          <w:rFonts w:ascii="Arial" w:cs="Arial" w:eastAsia="Arial" w:hAnsi="Arial"/>
-          <w:b w:val="0"/>
-          <w:bCs w:val="0"/>
-          <w:i w:val="0"/>
-          <w:iCs w:val="0"/>
-          <w:smallCaps w:val="0"/>
-          <w:strike w:val="0"/>
-          <w:color w:val="373737"/>
-          <w:sz w:val="20"/>
-          <w:szCs w:val="20"/>
-          <w:u w:val="none"/>
-          <w:shd w:fill="auto" w:val="clear"/>
-          <w:vertAlign w:val="baseline"/>
-          <w:rtl w:val="0"/>
-        </w:rPr>
-        <w:t xml:space="preserve">Advised the CEO on technology and service risks as the business plan evolved while continuing hands-on full-stack development, pull-request reviews, and junior developer guidance.</w:t>
-      </w:r>
-    </w:p>
-    <w:p>
-      <w:pPr>
-        <w:keepNext w:val="0"/>
-        <w:keepLines w:val="0"/>
-        <w:pageBreakBefore w:val="0"/>
-        <w:widowControl w:val="1"/>
-        <w:numPr>
-          <w:ilvl w:val="0"/>
-          <w:numId w:val="1"/>
-        </w:numPr>
-        <w:pBdr>
-          <w:top w:space="0" w:sz="0" w:val="nil"/>
-          <w:left w:space="0" w:sz="0" w:val="nil"/>
-          <w:bottom w:space="0" w:sz="0" w:val="nil"/>
-          <w:right w:space="0" w:sz="0" w:val="nil"/>
-          <w:between w:space="0" w:sz="0" w:val="nil"/>
-        </w:pBdr>
-        <w:shd w:fill="auto" w:val="clear"/>
-        <w:spacing w:after="40" w:before="0" w:line="245" w:lineRule="auto"/>
-        <w:ind w:left="360" w:right="0" w:hanging="360"/>
-        <w:jc w:val="left"/>
-        <w:rPr/>
-      </w:pPr>
-      <w:r>
-        <w:rPr>
-          <w:rFonts w:ascii="Arial" w:cs="Arial" w:eastAsia="Arial" w:hAnsi="Arial"/>
-          <w:b w:val="0"/>
-          <w:bCs w:val="0"/>
-          <w:i w:val="0"/>
-          <w:iCs w:val="0"/>
-          <w:smallCaps w:val="0"/>
-          <w:strike w:val="0"/>
-          <w:color w:val="373737"/>
-          <w:sz w:val="20"/>
-          <w:szCs w:val="20"/>
-          <w:u w:val="none"/>
-          <w:shd w:fill="auto" w:val="clear"/>
-          <w:vertAlign w:val="baseline"/>
-          <w:rtl w:val="0"/>
-        </w:rPr>
-        <w:t xml:space="preserve">Worked on a Rails operations platform spanning property listings, reservations, cleaning tasks, and owner financial reporting, with Airbnb integration and background synchronization connecting booking activity to day-to-day service delivery.</w:t>
-      </w:r>
-    </w:p>
-    <w:p>
-      <w:pPr>
-        <w:keepNext w:val="1"/>
-        <w:keepLines w:val="0"/>
-        <w:pageBreakBefore w:val="0"/>
-        <w:widowControl w:val="1"/>
-        <w:pBdr>
-          <w:top w:space="0" w:sz="0" w:val="nil"/>
-          <w:left w:space="0" w:sz="0" w:val="nil"/>
-          <w:bottom w:space="0" w:sz="0" w:val="nil"/>
-          <w:right w:space="0" w:sz="0" w:val="nil"/>
-          <w:between w:space="0" w:sz="0" w:val="nil"/>
-        </w:pBdr>
-        <w:shd w:fill="auto" w:val="clear"/>
-        <w:tabs>
-          <w:tab w:val="right" w:leader="none" w:pos="10195"/>
-        </w:tabs>
-        <w:spacing w:after="0" w:before="100" w:line="276" w:lineRule="auto"/>
-        <w:ind w:left="0" w:right="0" w:firstLine="0"/>
-        <w:jc w:val="left"/>
-        <w:rPr>
-          <w:rFonts w:ascii="Arial" w:cs="Arial" w:eastAsia="Arial" w:hAnsi="Arial"/>
-          <w:b w:val="0"/>
-          <w:bCs w:val="0"/>
-          <w:i w:val="0"/>
-          <w:iCs w:val="0"/>
-          <w:smallCaps w:val="0"/>
-          <w:strike w:val="0"/>
-          <w:color w:val="000000"/>
-          <w:sz w:val="20"/>
-          <w:szCs w:val="20"/>
-          <w:u w:val="none"/>
-          <w:shd w:fill="auto" w:val="clear"/>
-          <w:vertAlign w:val="baseline"/>
-        </w:rPr>
-      </w:pPr>
-      <w:r>
-        <w:rPr>
-          <w:rFonts w:ascii="Arial" w:cs="Arial" w:eastAsia="Arial" w:hAnsi="Arial"/>
-          <w:b w:val="1"/>
-          <w:bCs w:val="1"/>
-          <w:i w:val="0"/>
-          <w:iCs w:val="0"/>
-          <w:smallCaps w:val="0"/>
-          <w:strike w:val="0"/>
-          <w:color w:val="000000"/>
-          <w:sz w:val="20"/>
-          <w:szCs w:val="20"/>
-          <w:u w:val="none"/>
-          <w:shd w:fill="auto" w:val="clear"/>
-          <w:vertAlign w:val="baseline"/>
-          <w:rtl w:val="0"/>
-        </w:rPr>
-        <w:t xml:space="preserve">Lead Web Developer | Streetbees</w:t>
-      </w:r>
-      <w:r>
-        <w:rPr>
-          <w:rFonts w:ascii="Arial" w:cs="Arial" w:eastAsia="Arial" w:hAnsi="Arial"/>
-          <w:b w:val="0"/>
-          <w:bCs w:val="0"/>
-          <w:i w:val="0"/>
-          <w:iCs w:val="0"/>
-          <w:smallCaps w:val="0"/>
-          <w:strike w:val="0"/>
-          <w:color w:val="000000"/>
-          <w:sz w:val="20"/>
-          <w:szCs w:val="20"/>
-          <w:u w:val="none"/>
-          <w:shd w:fill="auto" w:val="clear"/>
-          <w:vertAlign w:val="baseline"/>
-          <w:rtl w:val="0"/>
-        </w:rPr>
-        <w:tab/>
-      </w:r>
-      <w:r>
-        <w:rPr>
-          <w:rFonts w:ascii="Arial" w:cs="Arial" w:eastAsia="Arial" w:hAnsi="Arial"/>
-          <w:b w:val="1"/>
-          <w:bCs w:val="1"/>
-          <w:i w:val="0"/>
-          <w:iCs w:val="0"/>
-          <w:smallCaps w:val="0"/>
-          <w:strike w:val="0"/>
-          <w:color w:val="000000"/>
-          <w:sz w:val="20"/>
-          <w:szCs w:val="20"/>
-          <w:u w:val="none"/>
-          <w:shd w:fill="auto" w:val="clear"/>
-          <w:vertAlign w:val="baseline"/>
-          <w:rtl w:val="0"/>
-        </w:rPr>
-        <w:t xml:space="preserve">Mar 2016 - Feb 2017</w:t>
-      </w:r>
-      <w:r>
-        <w:rPr>
-          <w:rtl w:val="0"/>
-        </w:rPr>
-      </w:r>
-    </w:p>
-    <w:p>
-      <w:pPr>
-        <w:keepNext w:val="1"/>
-        <w:keepLines w:val="0"/>
-        <w:pageBreakBefore w:val="0"/>
-        <w:widowControl w:val="1"/>
-        <w:pBdr>
-          <w:top w:space="0" w:sz="0" w:val="nil"/>
-          <w:left w:space="0" w:sz="0" w:val="nil"/>
-          <w:bottom w:space="0" w:sz="0" w:val="nil"/>
-          <w:right w:space="0" w:sz="0" w:val="nil"/>
-          <w:between w:space="0" w:sz="0" w:val="nil"/>
-        </w:pBdr>
-        <w:shd w:fill="auto" w:val="clear"/>
-        <w:spacing w:after="40" w:before="0" w:line="276" w:lineRule="auto"/>
-        <w:ind w:left="0" w:right="0" w:firstLine="0"/>
-        <w:jc w:val="left"/>
-        <w:rPr>
-          <w:rFonts w:ascii="Arial" w:cs="Arial" w:eastAsia="Arial" w:hAnsi="Arial"/>
-          <w:b w:val="0"/>
-          <w:bCs w:val="0"/>
-          <w:i w:val="1"/>
-          <w:iCs w:val="1"/>
-          <w:smallCaps w:val="0"/>
-          <w:strike w:val="0"/>
-          <w:color w:val="373737"/>
-          <w:sz w:val="19"/>
-          <w:szCs w:val="19"/>
-          <w:u w:val="none"/>
-          <w:shd w:fill="auto" w:val="clear"/>
-          <w:vertAlign w:val="baseline"/>
-        </w:rPr>
-      </w:pPr>
-      <w:r>
-        <w:rPr>
-          <w:rFonts w:ascii="Arial" w:cs="Arial" w:eastAsia="Arial" w:hAnsi="Arial"/>
-          <w:b w:val="0"/>
-          <w:bCs w:val="0"/>
-          <w:i w:val="1"/>
-          <w:iCs w:val="1"/>
-          <w:smallCaps w:val="0"/>
-          <w:strike w:val="0"/>
-          <w:color w:val="373737"/>
-          <w:sz w:val="19"/>
-          <w:szCs w:val="19"/>
-          <w:u w:val="none"/>
-          <w:shd w:fill="auto" w:val="clear"/>
-          <w:vertAlign w:val="baseline"/>
-          <w:rtl w:val="0"/>
-        </w:rPr>
-        <w:t xml:space="preserve">London, United Kingdom</w:t>
-      </w:r>
-    </w:p>
-    <w:p>
-      <w:pPr>
-        <w:keepNext w:val="0"/>
-        <w:keepLines w:val="0"/>
-        <w:pageBreakBefore w:val="0"/>
-        <w:widowControl w:val="1"/>
-        <w:numPr>
-          <w:ilvl w:val="0"/>
-          <w:numId w:val="1"/>
-        </w:numPr>
-        <w:pBdr>
-          <w:top w:space="0" w:sz="0" w:val="nil"/>
-          <w:left w:space="0" w:sz="0" w:val="nil"/>
-          <w:bottom w:space="0" w:sz="0" w:val="nil"/>
-          <w:right w:space="0" w:sz="0" w:val="nil"/>
-          <w:between w:space="0" w:sz="0" w:val="nil"/>
-        </w:pBdr>
-        <w:shd w:fill="auto" w:val="clear"/>
-        <w:spacing w:after="40" w:before="0" w:line="245" w:lineRule="auto"/>
-        <w:ind w:left="360" w:right="0" w:hanging="360"/>
-        <w:jc w:val="left"/>
-        <w:rPr/>
-      </w:pPr>
-      <w:r>
-        <w:rPr>
-          <w:rFonts w:ascii="Arial" w:cs="Arial" w:eastAsia="Arial" w:hAnsi="Arial"/>
-          <w:b w:val="0"/>
-          <w:bCs w:val="0"/>
-          <w:i w:val="0"/>
-          <w:iCs w:val="0"/>
-          <w:smallCaps w:val="0"/>
-          <w:strike w:val="0"/>
-          <w:color w:val="373737"/>
-          <w:sz w:val="20"/>
-          <w:szCs w:val="20"/>
-          <w:u w:val="none"/>
-          <w:shd w:fill="auto" w:val="clear"/>
-          <w:vertAlign w:val="baseline"/>
-          <w:rtl w:val="0"/>
-        </w:rPr>
-        <w:t xml:space="preserve">Led the redesign of an outdated Angular and Ruby on Rails application into a React and Rails analytics platform, enabling configurable dashboards tailored to different consumer-research datasets.</w:t>
-      </w:r>
-    </w:p>
-    <w:p>
-      <w:pPr>
-        <w:keepNext w:val="1"/>
-        <w:keepLines w:val="0"/>
-        <w:pageBreakBefore w:val="0"/>
-        <w:widowControl w:val="1"/>
-        <w:pBdr>
-          <w:top w:space="0" w:sz="0" w:val="nil"/>
-          <w:left w:space="0" w:sz="0" w:val="nil"/>
-          <w:bottom w:space="0" w:sz="0" w:val="nil"/>
-          <w:right w:space="0" w:sz="0" w:val="nil"/>
-          <w:between w:space="0" w:sz="0" w:val="nil"/>
-        </w:pBdr>
-        <w:shd w:fill="auto" w:val="clear"/>
-        <w:tabs>
-          <w:tab w:val="right" w:leader="none" w:pos="10195"/>
-        </w:tabs>
-        <w:spacing w:after="0" w:before="100" w:line="276" w:lineRule="auto"/>
-        <w:ind w:left="0" w:right="0" w:firstLine="0"/>
-        <w:jc w:val="left"/>
-        <w:rPr>
-          <w:rFonts w:ascii="Arial" w:cs="Arial" w:eastAsia="Arial" w:hAnsi="Arial"/>
-          <w:b w:val="0"/>
-          <w:bCs w:val="0"/>
-          <w:i w:val="0"/>
-          <w:iCs w:val="0"/>
-          <w:smallCaps w:val="0"/>
-          <w:strike w:val="0"/>
-          <w:color w:val="000000"/>
-          <w:sz w:val="20"/>
-          <w:szCs w:val="20"/>
-          <w:u w:val="none"/>
-          <w:shd w:fill="auto" w:val="clear"/>
-          <w:vertAlign w:val="baseline"/>
-        </w:rPr>
-      </w:pPr>
-      <w:r>
-        <w:rPr>
-          <w:rFonts w:ascii="Arial" w:cs="Arial" w:eastAsia="Arial" w:hAnsi="Arial"/>
-          <w:b w:val="1"/>
-          <w:bCs w:val="1"/>
-          <w:i w:val="0"/>
-          <w:iCs w:val="0"/>
-          <w:smallCaps w:val="0"/>
-          <w:strike w:val="0"/>
-          <w:color w:val="000000"/>
-          <w:sz w:val="20"/>
-          <w:szCs w:val="20"/>
-          <w:u w:val="none"/>
-          <w:shd w:fill="auto" w:val="clear"/>
-          <w:vertAlign w:val="baseline"/>
-          <w:rtl w:val="0"/>
-        </w:rPr>
-        <w:t xml:space="preserve">Senior Software Engineer | Linkedcare</w:t>
-      </w:r>
-      <w:r>
-        <w:rPr>
-          <w:rFonts w:ascii="Arial" w:cs="Arial" w:eastAsia="Arial" w:hAnsi="Arial"/>
-          <w:b w:val="0"/>
-          <w:bCs w:val="0"/>
-          <w:i w:val="0"/>
-          <w:iCs w:val="0"/>
-          <w:smallCaps w:val="0"/>
-          <w:strike w:val="0"/>
-          <w:color w:val="000000"/>
-          <w:sz w:val="20"/>
-          <w:szCs w:val="20"/>
-          <w:u w:val="none"/>
-          <w:shd w:fill="auto" w:val="clear"/>
-          <w:vertAlign w:val="baseline"/>
-          <w:rtl w:val="0"/>
-        </w:rPr>
-        <w:tab/>
-      </w:r>
-      <w:r>
-        <w:rPr>
-          <w:rFonts w:ascii="Arial" w:cs="Arial" w:eastAsia="Arial" w:hAnsi="Arial"/>
-          <w:b w:val="1"/>
-          <w:bCs w:val="1"/>
-          <w:i w:val="0"/>
-          <w:iCs w:val="0"/>
-          <w:smallCaps w:val="0"/>
-          <w:strike w:val="0"/>
-          <w:color w:val="000000"/>
-          <w:sz w:val="20"/>
-          <w:szCs w:val="20"/>
-          <w:u w:val="none"/>
-          <w:shd w:fill="auto" w:val="clear"/>
-          <w:vertAlign w:val="baseline"/>
-          <w:rtl w:val="0"/>
-        </w:rPr>
-        <w:t xml:space="preserve">Jan 2013 - Feb 2016</w:t>
-      </w:r>
-      <w:r>
-        <w:rPr>
-          <w:rtl w:val="0"/>
-        </w:rPr>
-      </w:r>
-    </w:p>
-    <w:p>
-      <w:pPr>
-        <w:keepNext w:val="1"/>
-        <w:keepLines w:val="0"/>
-        <w:pageBreakBefore w:val="0"/>
-        <w:widowControl w:val="1"/>
-        <w:pBdr>
-          <w:top w:space="0" w:sz="0" w:val="nil"/>
-          <w:left w:space="0" w:sz="0" w:val="nil"/>
-          <w:bottom w:space="0" w:sz="0" w:val="nil"/>
-          <w:right w:space="0" w:sz="0" w:val="nil"/>
-          <w:between w:space="0" w:sz="0" w:val="nil"/>
-        </w:pBdr>
-        <w:shd w:fill="auto" w:val="clear"/>
-        <w:spacing w:after="40" w:before="0" w:line="276" w:lineRule="auto"/>
-        <w:ind w:left="0" w:right="0" w:firstLine="0"/>
-        <w:jc w:val="left"/>
-        <w:rPr>
-          <w:rFonts w:ascii="Arial" w:cs="Arial" w:eastAsia="Arial" w:hAnsi="Arial"/>
-          <w:b w:val="0"/>
-          <w:bCs w:val="0"/>
-          <w:i w:val="1"/>
-          <w:iCs w:val="1"/>
-          <w:smallCaps w:val="0"/>
-          <w:strike w:val="0"/>
-          <w:color w:val="373737"/>
-          <w:sz w:val="19"/>
-          <w:szCs w:val="19"/>
-          <w:u w:val="none"/>
-          <w:shd w:fill="auto" w:val="clear"/>
-          <w:vertAlign w:val="baseline"/>
-        </w:rPr>
-      </w:pPr>
-      <w:r>
-        <w:rPr>
-          <w:rFonts w:ascii="Arial" w:cs="Arial" w:eastAsia="Arial" w:hAnsi="Arial"/>
-          <w:b w:val="0"/>
-          <w:bCs w:val="0"/>
-          <w:i w:val="1"/>
-          <w:iCs w:val="1"/>
-          <w:smallCaps w:val="0"/>
-          <w:strike w:val="0"/>
-          <w:color w:val="373737"/>
-          <w:sz w:val="19"/>
-          <w:szCs w:val="19"/>
-          <w:u w:val="none"/>
-          <w:shd w:fill="auto" w:val="clear"/>
-          <w:vertAlign w:val="baseline"/>
-          <w:rtl w:val="0"/>
-        </w:rPr>
-        <w:t xml:space="preserve">Lisbon, Portugal</w:t>
-      </w:r>
-    </w:p>
-    <w:p>
-      <w:pPr>
-        <w:keepNext w:val="0"/>
-        <w:keepLines w:val="0"/>
-        <w:pageBreakBefore w:val="0"/>
-        <w:widowControl w:val="1"/>
-        <w:numPr>
-          <w:ilvl w:val="0"/>
-          <w:numId w:val="1"/>
-        </w:numPr>
-        <w:pBdr>
-          <w:top w:space="0" w:sz="0" w:val="nil"/>
-          <w:left w:space="0" w:sz="0" w:val="nil"/>
-          <w:bottom w:space="0" w:sz="0" w:val="nil"/>
-          <w:right w:space="0" w:sz="0" w:val="nil"/>
-          <w:between w:space="0" w:sz="0" w:val="nil"/>
-        </w:pBdr>
-        <w:shd w:fill="auto" w:val="clear"/>
-        <w:spacing w:after="40" w:before="0" w:line="245" w:lineRule="auto"/>
-        <w:ind w:left="360" w:right="0" w:hanging="360"/>
-        <w:jc w:val="left"/>
-        <w:rPr/>
-      </w:pPr>
-      <w:r>
-        <w:rPr>
-          <w:rFonts w:ascii="Arial" w:cs="Arial" w:eastAsia="Arial" w:hAnsi="Arial"/>
-          <w:b w:val="0"/>
-          <w:bCs w:val="0"/>
-          <w:i w:val="0"/>
-          <w:iCs w:val="0"/>
-          <w:smallCaps w:val="0"/>
-          <w:strike w:val="0"/>
-          <w:color w:val="373737"/>
-          <w:sz w:val="20"/>
-          <w:szCs w:val="20"/>
-          <w:u w:val="none"/>
-          <w:shd w:fill="auto" w:val="clear"/>
-          <w:vertAlign w:val="baseline"/>
-          <w:rtl w:val="0"/>
-        </w:rPr>
         <w:t xml:space="preserve">Provided technical leadership and full-stack development for a healthcare platform that centralized patient records across doctor- and patient-facing applications, sharing business logic and integrating with government systems across a broad stack including Ruby on Rails, React, Angular, Sass, PostgreSQL, Redis, MongoDB, and Elasticsearch.</w:t>
       </w:r>
     </w:p>
@@ -2132,11 +2419,11 @@
     </w:p>
     <w:p>
       <w:pPr>
-        <w:keepLines w:val="1"/>
-        <w:spacing w:after="40" w:lineRule="auto"/>
+        <w:keepLines/>
+        <w:spacing w:after="40" w:lineRule="exact" w:line="220"/>
         <w:rPr/>
       </w:pPr>
-      <w:hyperlink r:id="rId10">
+      <w:hyperlink r:id="rId7">
         <w:r>
           <w:rPr>
             <w:b w:val="1"/>
@@ -2162,16 +2449,16 @@
         <w:rPr>
           <w:rtl w:val="0"/>
         </w:rPr>
-        <w:t xml:space="preserve">An open-source product that enables a designer or product owner to move from Figma design through implementation and deployment without writing code, with real-time previews, content editing independent of Figma, and direct publishing to Vercel. Built with Vue 3/TypeScript, Electron, and NestJS.</w:t>
+        <w:t xml:space="preserve">Turns Figma designs into websites without writing code, with real-time previews, independent content editing, and publishing to Vercel. Built with Vue 3/TypeScript, Electron, and NestJS.</w:t>
       </w:r>
     </w:p>
     <w:p>
       <w:pPr>
-        <w:keepLines w:val="1"/>
-        <w:spacing w:after="40" w:lineRule="auto"/>
+        <w:keepLines/>
+        <w:spacing w:after="40" w:lineRule="exact" w:line="220"/>
         <w:rPr/>
       </w:pPr>
-      <w:hyperlink r:id="rId11">
+      <w:hyperlink r:id="rId8">
         <w:r>
           <w:rPr>
             <w:b w:val="1"/>
@@ -2197,7 +2484,7 @@
         <w:rPr>
           <w:rtl w:val="0"/>
         </w:rPr>
-        <w:t xml:space="preserve">An open-source, accessibility-focused CSS design system published to npm, combining semantic HTML and ARIA patterns with themeable design tokens, reusable components, variants, and atomic utilities; developed with Storybook and protected by Playwright visual-regression testing across light, dark themes.</w:t>
+        <w:t xml:space="preserve">Accessibility-focused CSS design system built on semantic HTML, ARIA patterns, and themeable tokens. Published to npm, with Storybook documentation and Playwright visual-regression tests.</w:t>
       </w:r>
     </w:p>
     <w:p>
@@ -2214,10 +2501,13 @@
     </w:p>
     <w:p>
       <w:pPr>
-        <w:spacing w:after="40" w:lineRule="auto"/>
-        <w:rPr>
-          <w:b w:val="1"/>
-          <w:bCs w:val="1"/>
+        <w:keepLines/>
+        <w:spacing w:after="40" w:lineRule="exact" w:line="220"/>
+        <w:rPr>
+          <w:i w:val="1"/>
+          <w:iCs w:val="1"/>
+          <w:sz w:val="19"/>
+          <w:szCs w:val="19"/>
         </w:rPr>
       </w:pPr>
       <w:r>
@@ -2226,37 +2516,22 @@
           <w:bCs w:val="1"/>
           <w:rtl w:val="0"/>
         </w:rPr>
-        <w:t xml:space="preserve">Instituto Superior Técnico</w:t>
+        <w:t xml:space="preserve">University of Lisbon: Instituto Superior Técnico</w:t>
+      </w:r>
+      <w:r>
+        <w:rPr>
+          <w:rtl w:val="0"/>
+        </w:rPr>
       </w:r>
     </w:p>
     <w:p>
       <w:pPr>
-        <w:spacing w:after="40" w:lineRule="auto"/>
-        <w:rPr>
-          <w:i w:val="1"/>
-          <w:iCs w:val="1"/>
-          <w:sz w:val="19"/>
-          <w:szCs w:val="19"/>
-        </w:rPr>
-      </w:pPr>
-      <w:r>
-        <w:rPr>
-          <w:i w:val="1"/>
-          <w:iCs w:val="1"/>
-          <w:sz w:val="19"/>
-          <w:szCs w:val="19"/>
-          <w:rtl w:val="0"/>
-        </w:rPr>
-        <w:t xml:space="preserve">Lisbon, Portugal</w:t>
-      </w:r>
-    </w:p>
-    <w:p>
-      <w:pPr>
+        <w:keepLines/>
         <w:numPr>
           <w:ilvl w:val="0"/>
           <w:numId w:val="1"/>
         </w:numPr>
-        <w:spacing w:after="40" w:line="245" w:lineRule="auto"/>
+        <w:spacing w:after="40" w:line="220" w:lineRule="exact"/>
         <w:ind w:left="360"/>
       </w:pPr>
       <w:r>
@@ -2268,11 +2543,12 @@
     </w:p>
     <w:p>
       <w:pPr>
+        <w:keepLines/>
         <w:numPr>
           <w:ilvl w:val="0"/>
           <w:numId w:val="1"/>
         </w:numPr>
-        <w:spacing w:after="40" w:line="245" w:lineRule="auto"/>
+        <w:spacing w:after="40" w:line="220" w:lineRule="exact"/>
         <w:ind w:left="360"/>
       </w:pPr>
       <w:r>
@@ -2298,7 +2574,8 @@
     </w:p>
     <w:p>
       <w:pPr>
-        <w:spacing w:after="40" w:lineRule="auto"/>
+        <w:keepLines/>
+        <w:spacing w:after="40" w:lineRule="exact" w:line="220"/>
         <w:rPr/>
       </w:pPr>
       <w:r>
